--- a/Project Report/Template Project Report (eng).docx
+++ b/Project Report/Template Project Report (eng).docx
@@ -4,7 +4,7 @@
   <w:body>
     <w:p>
       <w:pPr>
-        <w:pStyle w:val="Heading3"/>
+        <w:pStyle w:val="3"/>
         <w:numPr>
           <w:ilvl w:val="0"/>
           <w:numId w:val="0"/>
@@ -256,7 +256,7 @@
       <w:commentRangeEnd w:id="1"/>
       <w:r>
         <w:rPr>
-          <w:rStyle w:val="CommentReference"/>
+          <w:rStyle w:val="af7"/>
           <w:rFonts w:ascii="Times New Roman" w:hAnsi="Times New Roman" w:cs="Times New Roman"/>
           <w:sz w:val="24"/>
           <w:szCs w:val="24"/>
@@ -317,7 +317,7 @@
       <w:commentRangeEnd w:id="2"/>
       <w:r>
         <w:rPr>
-          <w:rStyle w:val="CommentReference"/>
+          <w:rStyle w:val="af7"/>
           <w:rFonts w:ascii="Times New Roman" w:hAnsi="Times New Roman" w:cs="Times New Roman"/>
           <w:sz w:val="24"/>
           <w:szCs w:val="24"/>
@@ -328,7 +328,7 @@
       <w:commentRangeEnd w:id="3"/>
       <w:r>
         <w:rPr>
-          <w:rStyle w:val="CommentReference"/>
+          <w:rStyle w:val="af7"/>
           <w:rFonts w:ascii="Times New Roman" w:hAnsi="Times New Roman" w:cs="Times New Roman"/>
           <w:sz w:val="24"/>
           <w:szCs w:val="24"/>
@@ -388,7 +388,7 @@
       <w:commentRangeEnd w:id="4"/>
       <w:r>
         <w:rPr>
-          <w:rStyle w:val="CommentReference"/>
+          <w:rStyle w:val="af7"/>
           <w:rFonts w:ascii="Times New Roman" w:hAnsi="Times New Roman" w:cs="Times New Roman"/>
           <w:sz w:val="24"/>
           <w:szCs w:val="24"/>
@@ -735,7 +735,7 @@
     <w:p/>
     <w:tbl>
       <w:tblPr>
-        <w:tblStyle w:val="TableGrid"/>
+        <w:tblStyle w:val="a5"/>
         <w:bidiVisual/>
         <w:tblW w:w="0" w:type="auto"/>
         <w:tblBorders>
@@ -817,25 +817,31 @@
     </w:p>
     <w:tbl>
       <w:tblPr>
-        <w:tblStyle w:val="TableGrid"/>
+        <w:tblStyle w:val="a5"/>
         <w:bidiVisual/>
         <w:tblW w:w="0" w:type="auto"/>
+        <w:tblBorders>
+          <w:top w:val="none" w:sz="0" w:space="0" w:color="auto"/>
+          <w:left w:val="none" w:sz="0" w:space="0" w:color="auto"/>
+          <w:bottom w:val="none" w:sz="0" w:space="0" w:color="auto"/>
+          <w:right w:val="none" w:sz="0" w:space="0" w:color="auto"/>
+          <w:insideH w:val="none" w:sz="0" w:space="0" w:color="auto"/>
+          <w:insideV w:val="none" w:sz="0" w:space="0" w:color="auto"/>
+        </w:tblBorders>
         <w:tblLook w:val="04A0" w:firstRow="1" w:lastRow="0" w:firstColumn="1" w:lastColumn="0" w:noHBand="0" w:noVBand="1"/>
       </w:tblPr>
       <w:tblGrid>
-        <w:gridCol w:w="4731"/>
-        <w:gridCol w:w="3581"/>
+        <w:gridCol w:w="4738"/>
+        <w:gridCol w:w="3574"/>
       </w:tblGrid>
       <w:tr>
         <w:tc>
           <w:tcPr>
             <w:tcW w:w="4876" w:type="dxa"/>
             <w:tcBorders>
-              <w:top w:val="nil"/>
-              <w:left w:val="nil"/>
               <w:bottom w:val="single" w:sz="4" w:space="0" w:color="auto"/>
-              <w:right w:val="nil"/>
             </w:tcBorders>
+            <w:vAlign w:val="center"/>
           </w:tcPr>
           <w:p>
             <w:pPr>
@@ -848,17 +854,23 @@
                 <w:rtl/>
               </w:rPr>
             </w:pPr>
+            <w:r>
+              <w:rPr>
+                <w:rFonts w:hint="cs"/>
+                <w:b/>
+                <w:bCs/>
+                <w:sz w:val="28"/>
+                <w:szCs w:val="28"/>
+                <w:rtl/>
+              </w:rPr>
+              <w:t>3335</w:t>
+            </w:r>
           </w:p>
         </w:tc>
         <w:tc>
           <w:tcPr>
             <w:tcW w:w="3652" w:type="dxa"/>
-            <w:tcBorders>
-              <w:top w:val="nil"/>
-              <w:left w:val="nil"/>
-              <w:bottom w:val="nil"/>
-              <w:right w:val="nil"/>
-            </w:tcBorders>
+            <w:vAlign w:val="center"/>
           </w:tcPr>
           <w:p>
             <w:pPr>
@@ -930,7 +942,7 @@
           </w:tcPr>
           <w:p>
             <w:pPr>
-              <w:pStyle w:val="TableofFigures"/>
+              <w:pStyle w:val="a6"/>
               <w:jc w:val="center"/>
               <w:rPr>
                 <w:b/>
@@ -954,12 +966,12 @@
     </w:tbl>
     <w:p>
       <w:pPr>
-        <w:pStyle w:val="Title"/>
+        <w:pStyle w:val="a7"/>
       </w:pPr>
     </w:p>
     <w:tbl>
       <w:tblPr>
-        <w:tblStyle w:val="TableGrid"/>
+        <w:tblStyle w:val="a5"/>
         <w:tblW w:w="0" w:type="auto"/>
         <w:tblBorders>
           <w:top w:val="none" w:sz="0" w:space="0" w:color="auto"/>
@@ -972,10 +984,10 @@
         <w:tblLook w:val="04A0" w:firstRow="1" w:lastRow="0" w:firstColumn="1" w:lastColumn="0" w:noHBand="0" w:noVBand="1"/>
       </w:tblPr>
       <w:tblGrid>
-        <w:gridCol w:w="1650"/>
-        <w:gridCol w:w="3706"/>
-        <w:gridCol w:w="888"/>
-        <w:gridCol w:w="2068"/>
+        <w:gridCol w:w="1639"/>
+        <w:gridCol w:w="3691"/>
+        <w:gridCol w:w="881"/>
+        <w:gridCol w:w="2101"/>
       </w:tblGrid>
       <w:tr>
         <w:trPr>
@@ -984,10 +996,11 @@
         <w:tc>
           <w:tcPr>
             <w:tcW w:w="1668" w:type="dxa"/>
-            <w:vAlign w:val="bottom"/>
+            <w:vAlign w:val="center"/>
           </w:tcPr>
           <w:p>
             <w:pPr>
+              <w:jc w:val="center"/>
               <w:rPr>
                 <w:sz w:val="20"/>
                 <w:szCs w:val="20"/>
@@ -1004,14 +1017,32 @@
             <w:tcBorders>
               <w:bottom w:val="single" w:sz="4" w:space="0" w:color="auto"/>
             </w:tcBorders>
+            <w:vAlign w:val="center"/>
           </w:tcPr>
-          <w:p/>
+          <w:p>
+            <w:pPr>
+              <w:jc w:val="center"/>
+              <w:rPr>
+                <w:lang w:val="en-US"/>
+              </w:rPr>
+            </w:pPr>
+            <w:r>
+              <w:rPr>
+                <w:lang w:val="en-US"/>
+              </w:rPr>
+              <w:t>Shachar Weinberg</w:t>
+            </w:r>
+          </w:p>
         </w:tc>
         <w:tc>
           <w:tcPr>
             <w:tcW w:w="901" w:type="dxa"/>
+            <w:vAlign w:val="center"/>
           </w:tcPr>
           <w:p>
+            <w:pPr>
+              <w:jc w:val="center"/>
+            </w:pPr>
             <w:r>
               <w:t>ID:</w:t>
             </w:r>
@@ -1023,8 +1054,16 @@
             <w:tcBorders>
               <w:bottom w:val="single" w:sz="4" w:space="0" w:color="auto"/>
             </w:tcBorders>
+            <w:vAlign w:val="center"/>
           </w:tcPr>
-          <w:p/>
+          <w:p>
+            <w:pPr>
+              <w:jc w:val="center"/>
+            </w:pPr>
+            <w:r>
+              <w:t>313132284</w:t>
+            </w:r>
+          </w:p>
         </w:tc>
       </w:tr>
       <w:tr>
@@ -1034,10 +1073,11 @@
         <w:tc>
           <w:tcPr>
             <w:tcW w:w="1668" w:type="dxa"/>
-            <w:vAlign w:val="bottom"/>
+            <w:vAlign w:val="center"/>
           </w:tcPr>
           <w:p>
             <w:pPr>
+              <w:jc w:val="center"/>
               <w:rPr>
                 <w:sz w:val="20"/>
                 <w:szCs w:val="20"/>
@@ -1055,14 +1095,26 @@
               <w:top w:val="single" w:sz="4" w:space="0" w:color="auto"/>
               <w:bottom w:val="single" w:sz="4" w:space="0" w:color="auto"/>
             </w:tcBorders>
+            <w:vAlign w:val="center"/>
           </w:tcPr>
-          <w:p/>
+          <w:p>
+            <w:pPr>
+              <w:jc w:val="center"/>
+            </w:pPr>
+            <w:r>
+              <w:t>Amit Sharvit</w:t>
+            </w:r>
+          </w:p>
         </w:tc>
         <w:tc>
           <w:tcPr>
             <w:tcW w:w="901" w:type="dxa"/>
+            <w:vAlign w:val="center"/>
           </w:tcPr>
           <w:p>
+            <w:pPr>
+              <w:jc w:val="center"/>
+            </w:pPr>
             <w:r>
               <w:t>ID:</w:t>
             </w:r>
@@ -1075,15 +1127,23 @@
               <w:top w:val="single" w:sz="4" w:space="0" w:color="auto"/>
               <w:bottom w:val="single" w:sz="4" w:space="0" w:color="auto"/>
             </w:tcBorders>
+            <w:vAlign w:val="center"/>
           </w:tcPr>
-          <w:p/>
+          <w:p>
+            <w:pPr>
+              <w:jc w:val="center"/>
+            </w:pPr>
+            <w:r>
+              <w:t>3146619107</w:t>
+            </w:r>
+          </w:p>
         </w:tc>
       </w:tr>
     </w:tbl>
     <w:p/>
     <w:tbl>
       <w:tblPr>
-        <w:tblStyle w:val="TableGrid"/>
+        <w:tblStyle w:val="a5"/>
         <w:tblW w:w="0" w:type="auto"/>
         <w:tblBorders>
           <w:top w:val="none" w:sz="0" w:space="0" w:color="auto"/>
@@ -1117,15 +1177,26 @@
               <w:bottom w:val="single" w:sz="4" w:space="0" w:color="auto"/>
             </w:tcBorders>
           </w:tcPr>
-          <w:p/>
+          <w:p>
+            <w:pPr>
+              <w:jc w:val="center"/>
+            </w:pPr>
+            <w:r>
+              <w:t>Hezi Nistani</w:t>
+            </w:r>
+          </w:p>
         </w:tc>
       </w:tr>
     </w:tbl>
     <w:p/>
-    <w:p/>
+    <w:p>
+      <w:pPr>
+        <w:jc w:val="center"/>
+      </w:pPr>
+    </w:p>
     <w:tbl>
       <w:tblPr>
-        <w:tblStyle w:val="TableGrid"/>
+        <w:tblStyle w:val="a5"/>
         <w:tblW w:w="0" w:type="auto"/>
         <w:tblBorders>
           <w:top w:val="none" w:sz="0" w:space="0" w:color="auto"/>
@@ -1138,8 +1209,8 @@
         <w:tblLook w:val="04A0" w:firstRow="1" w:lastRow="0" w:firstColumn="1" w:lastColumn="0" w:noHBand="0" w:noVBand="1"/>
       </w:tblPr>
       <w:tblGrid>
-        <w:gridCol w:w="3711"/>
-        <w:gridCol w:w="4601"/>
+        <w:gridCol w:w="3698"/>
+        <w:gridCol w:w="4614"/>
       </w:tblGrid>
       <w:tr>
         <w:tc>
@@ -1147,6 +1218,9 @@
             <w:tcW w:w="3794" w:type="dxa"/>
           </w:tcPr>
           <w:p>
+            <w:pPr>
+              <w:jc w:val="center"/>
+            </w:pPr>
             <w:r>
               <w:t>Project Carried Out at:</w:t>
             </w:r>
@@ -1159,7 +1233,14 @@
               <w:bottom w:val="single" w:sz="4" w:space="0" w:color="auto"/>
             </w:tcBorders>
           </w:tcPr>
-          <w:p/>
+          <w:p>
+            <w:pPr>
+              <w:jc w:val="center"/>
+            </w:pPr>
+            <w:r>
+              <w:t>Tel Aviv University</w:t>
+            </w:r>
+          </w:p>
         </w:tc>
       </w:tr>
     </w:tbl>
@@ -1202,7 +1283,7 @@
       <w:sdtContent>
         <w:p>
           <w:pPr>
-            <w:pStyle w:val="TOCHeading"/>
+            <w:pStyle w:val="ae"/>
           </w:pPr>
           <w:r>
             <w:t>Contents</w:t>
@@ -3564,7 +3645,7 @@
     </w:p>
     <w:p>
       <w:pPr>
-        <w:pStyle w:val="TableofFigures"/>
+        <w:pStyle w:val="a6"/>
         <w:tabs>
           <w:tab w:val="right" w:leader="dot" w:pos="8302"/>
         </w:tabs>
@@ -3709,7 +3790,7 @@
     </w:p>
     <w:p>
       <w:pPr>
-        <w:pStyle w:val="TableofFigures"/>
+        <w:pStyle w:val="a6"/>
         <w:tabs>
           <w:tab w:val="right" w:leader="dot" w:pos="8302"/>
         </w:tabs>
@@ -3818,7 +3899,7 @@
     </w:p>
     <w:p>
       <w:pPr>
-        <w:pStyle w:val="TableofFigures"/>
+        <w:pStyle w:val="a6"/>
         <w:tabs>
           <w:tab w:val="right" w:leader="dot" w:pos="8302"/>
         </w:tabs>
@@ -3977,7 +4058,7 @@
     </w:p>
     <w:p>
       <w:pPr>
-        <w:pStyle w:val="TableofFigures"/>
+        <w:pStyle w:val="a6"/>
         <w:tabs>
           <w:tab w:val="right" w:leader="dot" w:pos="8302"/>
         </w:tabs>
@@ -4193,7 +4274,11 @@
     </w:p>
     <w:p>
       <w:pPr>
-        <w:pStyle w:val="Title"/>
+        <w:pStyle w:val="a7"/>
+        <w:rPr>
+          <w:rFonts w:hint="cs"/>
+          <w:rtl/>
+        </w:rPr>
       </w:pPr>
       <w:bookmarkStart w:id="6" w:name="_Toc135313526"/>
       <w:r>
@@ -4205,62 +4290,179 @@
     </w:p>
     <w:p>
       <w:r>
+        <w:rPr>
+          <w:highlight w:val="yellow"/>
+        </w:rPr>
         <w:t>The abstract summarizes the essence of the work</w:t>
       </w:r>
       <w:r>
         <w:rPr>
-          <w:rStyle w:val="FootnoteReference"/>
+          <w:rStyle w:val="a4"/>
+          <w:highlight w:val="yellow"/>
         </w:rPr>
         <w:footnoteReference w:id="1"/>
       </w:r>
       <w:r>
+        <w:rPr>
+          <w:highlight w:val="yellow"/>
+        </w:rPr>
         <w:t xml:space="preserve"> (project topic, project purpose, and project deliverable). Further to the description, a block diagram of the project should be presented </w:t>
       </w:r>
       <w:r>
         <w:rPr>
-          <w:rStyle w:val="FootnoteReference"/>
+          <w:rStyle w:val="a4"/>
+          <w:highlight w:val="yellow"/>
         </w:rPr>
         <w:footnoteReference w:id="2"/>
       </w:r>
       <w:r>
+        <w:rPr>
+          <w:highlight w:val="yellow"/>
+        </w:rPr>
         <w:t>.</w:t>
       </w:r>
     </w:p>
     <w:p>
-      <w:r>
-        <w:rPr>
-          <w:lang w:val="en-GB"/>
-        </w:rPr>
-        <w:object w:dxaOrig="7192" w:dyaOrig="5390" w14:anchorId="14C652DB">
-          <v:shapetype id="_x0000_t75" coordsize="21600,21600" o:spt="75" o:preferrelative="t" path="m@4@5l@4@11@9@11@9@5xe" filled="f" stroked="f">
-            <v:stroke joinstyle="miter"/>
-            <v:formulas>
-              <v:f eqn="if lineDrawn pixelLineWidth 0"/>
-              <v:f eqn="sum @0 1 0"/>
-              <v:f eqn="sum 0 0 @1"/>
-              <v:f eqn="prod @2 1 2"/>
-              <v:f eqn="prod @3 21600 pixelWidth"/>
-              <v:f eqn="prod @3 21600 pixelHeight"/>
-              <v:f eqn="sum @0 0 1"/>
-              <v:f eqn="prod @6 1 2"/>
-              <v:f eqn="prod @7 21600 pixelWidth"/>
-              <v:f eqn="sum @8 21600 0"/>
-              <v:f eqn="prod @7 21600 pixelHeight"/>
-              <v:f eqn="sum @10 21600 0"/>
-            </v:formulas>
-            <v:path o:extrusionok="f" gradientshapeok="t" o:connecttype="rect"/>
-            <o:lock v:ext="edit" aspectratio="t"/>
-          </v:shapetype>
-          <v:shape id="_x0000_i1025" type="#_x0000_t75" style="width:5in;height:271pt" o:ole="">
-            <v:imagedata r:id="rId13" o:title=""/>
-          </v:shape>
-          <o:OLEObject Type="Embed" ProgID="PowerPoint.Slide.12" ShapeID="_x0000_i1025" DrawAspect="Content" ObjectID="_1842683185" r:id="rId14"/>
-        </w:object>
-      </w:r>
-    </w:p>
-    <w:p>
-      <w:pPr>
-        <w:pStyle w:val="Caption"/>
+      <w:pPr>
+        <w:jc w:val="both"/>
+        <w:rPr>
+          <w:lang w:val="en-US"/>
+        </w:rPr>
+      </w:pPr>
+      <w:r>
+        <w:rPr>
+          <w:lang w:val="en-US"/>
+        </w:rPr>
+        <w:t>This project presents the design and implementation of a stand alone, low power object detection system for open field environments. The system is intended for areas without fixed electrical infrastructure or wired communication, where long term autonomous operation is required. The main objective is to detect relevant objects in the field, activate a camera only when an event is detected, and transfer the captured information to a local computer or operator interface.</w:t>
+      </w:r>
+    </w:p>
+    <w:p>
+      <w:pPr>
+        <w:jc w:val="both"/>
+        <w:rPr>
+          <w:lang w:val="en-US"/>
+        </w:rPr>
+      </w:pPr>
+    </w:p>
+    <w:p>
+      <w:pPr>
+        <w:jc w:val="both"/>
+        <w:rPr>
+          <w:lang w:val="en-US"/>
+        </w:rPr>
+      </w:pPr>
+      <w:r>
+        <w:rPr>
+          <w:lang w:val="en-US"/>
+        </w:rPr>
+        <w:t>The system is based on the integration of off the shelf hardware components, including an ESP32 S3 CAM controller, an OV2640 camera, motion and presence sensors, a battery based power unit, a charging module, and a local WiFi communication interface. The sensors act as the first detection layer and monitor the environment with low power consumption. When a trigger is detected, the controller wakes up, checks the sensor inputs, activates the camera, captures an image, and sends the relevant data through the WiFi interface.</w:t>
+      </w:r>
+    </w:p>
+    <w:p>
+      <w:pPr>
+        <w:jc w:val="both"/>
+        <w:rPr>
+          <w:lang w:val="en-US"/>
+        </w:rPr>
+      </w:pPr>
+    </w:p>
+    <w:p>
+      <w:pPr>
+        <w:jc w:val="both"/>
+        <w:rPr>
+          <w:lang w:val="en-US"/>
+        </w:rPr>
+      </w:pPr>
+      <w:r>
+        <w:rPr>
+          <w:lang w:val="en-US"/>
+        </w:rPr>
+        <w:t>A central design consideration in this project is reducing the average power consumption. Instead of operating the camera and communication continuously, the system follows an event driven duty cycle. High power components are activated only during suspected detection events, while the system remains in a low power mode during idle periods. This approach is intended to extend battery life and support prolonged outdoor operation.</w:t>
+      </w:r>
+    </w:p>
+    <w:p>
+      <w:pPr>
+        <w:jc w:val="both"/>
+        <w:rPr>
+          <w:lang w:val="en-US"/>
+        </w:rPr>
+      </w:pPr>
+      <w:r>
+        <w:rPr>
+          <w:lang w:val="en-US"/>
+        </w:rPr>
+        <w:lastRenderedPageBreak/>
+        <w:t>The final prototype demonstrates the complete system flow: sensor based trigger, ESP32 S3 wake up, image capture, communication with a computer, and return to low power operation. The project is evaluated according to the main requirements: detection range, false alarm rate, power consumption, and practical outdoor operation.</w:t>
+      </w:r>
+    </w:p>
+    <w:p>
+      <w:pPr>
+        <w:jc w:val="both"/>
+        <w:rPr>
+          <w:rFonts w:hint="cs"/>
+          <w:rtl/>
+          <w:lang w:val="en-US"/>
+        </w:rPr>
+      </w:pPr>
+      <w:r>
+        <w:rPr>
+          <w:noProof/>
+        </w:rPr>
+        <w:drawing>
+          <wp:inline distT="0" distB="0" distL="0" distR="0" wp14:anchorId="026F15A4" wp14:editId="1A98BBD0">
+            <wp:extent cx="5278120" cy="3065780"/>
+            <wp:effectExtent l="0" t="0" r="0" b="1270"/>
+            <wp:docPr id="10" name="Picture 9">
+              <a:extLst xmlns:a="http://schemas.openxmlformats.org/drawingml/2006/main">
+                <a:ext uri="{FF2B5EF4-FFF2-40B4-BE49-F238E27FC236}">
+                  <a16:creationId xmlns:a16="http://schemas.microsoft.com/office/drawing/2014/main" id="{2087B1E0-CA10-4735-D5A6-A4FE02EAA3F2}"/>
+                </a:ext>
+              </a:extLst>
+            </wp:docPr>
+            <wp:cNvGraphicFramePr>
+              <a:graphicFrameLocks xmlns:a="http://schemas.openxmlformats.org/drawingml/2006/main" noChangeAspect="1"/>
+            </wp:cNvGraphicFramePr>
+            <a:graphic xmlns:a="http://schemas.openxmlformats.org/drawingml/2006/main">
+              <a:graphicData uri="http://schemas.openxmlformats.org/drawingml/2006/picture">
+                <pic:pic xmlns:pic="http://schemas.openxmlformats.org/drawingml/2006/picture">
+                  <pic:nvPicPr>
+                    <pic:cNvPr id="10" name="Picture 9">
+                      <a:extLst>
+                        <a:ext uri="{FF2B5EF4-FFF2-40B4-BE49-F238E27FC236}">
+                          <a16:creationId xmlns:a16="http://schemas.microsoft.com/office/drawing/2014/main" id="{2087B1E0-CA10-4735-D5A6-A4FE02EAA3F2}"/>
+                        </a:ext>
+                      </a:extLst>
+                    </pic:cNvPr>
+                    <pic:cNvPicPr>
+                      <a:picLocks noChangeAspect="1"/>
+                    </pic:cNvPicPr>
+                  </pic:nvPicPr>
+                  <pic:blipFill>
+                    <a:blip r:embed="rId13"/>
+                    <a:stretch>
+                      <a:fillRect/>
+                    </a:stretch>
+                  </pic:blipFill>
+                  <pic:spPr>
+                    <a:xfrm>
+                      <a:off x="0" y="0"/>
+                      <a:ext cx="5278120" cy="3065780"/>
+                    </a:xfrm>
+                    <a:prstGeom prst="rect">
+                      <a:avLst/>
+                    </a:prstGeom>
+                  </pic:spPr>
+                </pic:pic>
+              </a:graphicData>
+            </a:graphic>
+          </wp:inline>
+        </w:drawing>
+      </w:r>
+    </w:p>
+    <w:p>
+      <w:pPr>
+        <w:pStyle w:val="af2"/>
+        <w:jc w:val="center"/>
       </w:pPr>
       <w:bookmarkStart w:id="7" w:name="_Toc135313863"/>
       <w:r>
@@ -4291,53 +4493,97 @@
     </w:p>
     <w:p/>
     <w:p>
-      <w:r>
+      <w:pPr>
+        <w:rPr>
+          <w:highlight w:val="yellow"/>
+        </w:rPr>
+      </w:pPr>
+      <w:r>
+        <w:rPr>
+          <w:highlight w:val="yellow"/>
+        </w:rPr>
         <w:t>The chapters, illustrations and tables should be numbered automatically, as done here. The Table of Contents should also be generated.</w:t>
       </w:r>
     </w:p>
     <w:p>
-      <w:r>
+      <w:pPr>
+        <w:rPr>
+          <w:highlight w:val="yellow"/>
+        </w:rPr>
+      </w:pPr>
+      <w:r>
+        <w:rPr>
+          <w:highlight w:val="yellow"/>
+        </w:rPr>
         <w:t>Figures and i</w:t>
       </w:r>
       <w:r>
+        <w:rPr>
+          <w:highlight w:val="yellow"/>
+        </w:rPr>
         <w:t xml:space="preserve">llustrations can be generated </w:t>
       </w:r>
       <w:r>
+        <w:rPr>
+          <w:highlight w:val="yellow"/>
+        </w:rPr>
         <w:t xml:space="preserve">either </w:t>
       </w:r>
       <w:r>
+        <w:rPr>
+          <w:highlight w:val="yellow"/>
+        </w:rPr>
         <w:t>from a POWERPOINT slide</w:t>
       </w:r>
       <w:r>
+        <w:rPr>
+          <w:highlight w:val="yellow"/>
+        </w:rPr>
         <w:t xml:space="preserve"> (</w:t>
       </w:r>
       <w:r>
+        <w:rPr>
+          <w:highlight w:val="yellow"/>
+        </w:rPr>
         <w:t>as done here</w:t>
       </w:r>
       <w:r>
+        <w:rPr>
+          <w:highlight w:val="yellow"/>
+        </w:rPr>
         <w:t xml:space="preserve">) or </w:t>
       </w:r>
       <w:r>
+        <w:rPr>
+          <w:highlight w:val="yellow"/>
+        </w:rPr>
         <w:t>added (JPG, TIFF, BMP) as done in Chapter 4, or from a PDF document as done in Subsection 4.1.</w:t>
       </w:r>
     </w:p>
     <w:p>
       <w:r>
+        <w:rPr>
+          <w:highlight w:val="yellow"/>
+        </w:rPr>
         <w:t>An example of the table can be seen in subchapter 5.1</w:t>
       </w:r>
       <w:r>
         <w:rPr>
-          <w:rStyle w:val="FootnoteReference"/>
+          <w:rStyle w:val="a4"/>
+          <w:highlight w:val="yellow"/>
         </w:rPr>
         <w:footnoteReference w:id="3"/>
       </w:r>
       <w:r>
+        <w:rPr>
+          <w:highlight w:val="yellow"/>
+        </w:rPr>
         <w:t>.</w:t>
       </w:r>
     </w:p>
     <w:p>
       <w:pPr>
-        <w:pStyle w:val="Heading1"/>
+        <w:pStyle w:val="1"/>
       </w:pPr>
       <w:bookmarkStart w:id="8" w:name="_Toc494815561"/>
       <w:bookmarkStart w:id="9" w:name="_Toc135313527"/>
@@ -4349,64 +4595,214 @@
       <w:bookmarkEnd w:id="9"/>
     </w:p>
     <w:p>
-      <w:r>
+      <w:pPr>
+        <w:rPr>
+          <w:highlight w:val="yellow"/>
+        </w:rPr>
+      </w:pPr>
+      <w:r>
+        <w:rPr>
+          <w:highlight w:val="yellow"/>
+        </w:rPr>
         <w:t>This chapter will outline:</w:t>
       </w:r>
     </w:p>
     <w:p>
       <w:pPr>
-        <w:pStyle w:val="ListParagraph"/>
+        <w:pStyle w:val="af3"/>
         <w:numPr>
           <w:ilvl w:val="0"/>
           <w:numId w:val="35"/>
         </w:numPr>
-      </w:pPr>
-      <w:r>
+        <w:rPr>
+          <w:highlight w:val="yellow"/>
+        </w:rPr>
+      </w:pPr>
+      <w:r>
+        <w:rPr>
+          <w:highlight w:val="yellow"/>
+        </w:rPr>
         <w:t>The goals of the project</w:t>
       </w:r>
     </w:p>
     <w:p>
       <w:pPr>
-        <w:pStyle w:val="ListParagraph"/>
+        <w:pStyle w:val="af3"/>
         <w:numPr>
           <w:ilvl w:val="0"/>
           <w:numId w:val="35"/>
         </w:numPr>
-      </w:pPr>
-      <w:r>
+        <w:rPr>
+          <w:highlight w:val="yellow"/>
+        </w:rPr>
+      </w:pPr>
+      <w:r>
+        <w:rPr>
+          <w:highlight w:val="yellow"/>
+        </w:rPr>
         <w:t>Motivation</w:t>
       </w:r>
     </w:p>
     <w:p>
       <w:pPr>
-        <w:pStyle w:val="ListParagraph"/>
+        <w:pStyle w:val="af3"/>
         <w:numPr>
           <w:ilvl w:val="0"/>
           <w:numId w:val="35"/>
         </w:numPr>
-      </w:pPr>
-      <w:r>
+        <w:rPr>
+          <w:highlight w:val="yellow"/>
+        </w:rPr>
+      </w:pPr>
+      <w:r>
+        <w:rPr>
+          <w:highlight w:val="yellow"/>
+        </w:rPr>
         <w:t>The approach to solving the problem</w:t>
       </w:r>
     </w:p>
     <w:p>
       <w:pPr>
-        <w:pStyle w:val="ListParagraph"/>
+        <w:pStyle w:val="af3"/>
         <w:numPr>
           <w:ilvl w:val="0"/>
           <w:numId w:val="35"/>
         </w:numPr>
-      </w:pPr>
-      <w:r>
+        <w:rPr>
+          <w:highlight w:val="yellow"/>
+        </w:rPr>
+      </w:pPr>
+      <w:r>
+        <w:rPr>
+          <w:highlight w:val="yellow"/>
+        </w:rPr>
         <w:t>Comparison against existing work and algorithms / implementations on the topic</w:t>
       </w:r>
     </w:p>
+    <w:p>
+      <w:pPr>
+        <w:rPr>
+          <w:lang w:val="en-US"/>
+        </w:rPr>
+      </w:pPr>
+      <w:r>
+        <w:rPr>
+          <w:lang w:val="en-US"/>
+        </w:rPr>
+        <w:t>Object detection in open field environments is required in applications such as perimeter security, wildlife monitoring, agricultural monitoring, and supervision of remote areas. In many of these scenarios, the monitored area does not include fixed electrical infrastructure or wired communication. Therefore, the detection system must be autonomous, energy efficient, compact, and reliable enough to operate for a long period with minimal maintenance.</w:t>
+      </w:r>
+    </w:p>
+    <w:p>
+      <w:pPr>
+        <w:rPr>
+          <w:lang w:val="en-US"/>
+        </w:rPr>
+      </w:pPr>
+    </w:p>
+    <w:p>
+      <w:pPr>
+        <w:rPr>
+          <w:lang w:val="en-US"/>
+        </w:rPr>
+      </w:pPr>
+      <w:r>
+        <w:rPr>
+          <w:lang w:val="en-US"/>
+        </w:rPr>
+        <w:t>The goal of this project is to design and implement a stand alone low power object detection system. The system is intended to detect relevant objects at a range of up to 30 meters, reduce false detections, and activate a camera only when a meaningful event is detected. The project focuses on the integration of available off the shelf components into a complete working prototype that includes sensors, an ESP32 S3 CAM controller, a camera, a battery based power supply, and local WiFi communication.</w:t>
+      </w:r>
+    </w:p>
+    <w:p>
+      <w:pPr>
+        <w:rPr>
+          <w:lang w:val="en-US"/>
+        </w:rPr>
+      </w:pPr>
+    </w:p>
+    <w:p>
+      <w:pPr>
+        <w:rPr>
+          <w:lang w:val="en-US"/>
+        </w:rPr>
+      </w:pPr>
+      <w:r>
+        <w:rPr>
+          <w:lang w:val="en-US"/>
+        </w:rPr>
+        <w:t>The main motivation for the project is the need for a practical field unit that can operate without continuous power and without wired communication. A simple camera based system that operates continuously would consume significant energy and would not be suitable for long term battery operation. In contrast, a sensor based wake up approach allows most of the system to remain in a low power state during idle periods. The camera and communication interface are activated only after the sensors indicate a possible event.</w:t>
+      </w:r>
+    </w:p>
+    <w:p>
+      <w:pPr>
+        <w:rPr>
+          <w:lang w:val="en-US"/>
+        </w:rPr>
+      </w:pPr>
+    </w:p>
+    <w:p>
+      <w:pPr>
+        <w:rPr>
+          <w:lang w:val="en-US"/>
+        </w:rPr>
+      </w:pPr>
+      <w:r>
+        <w:rPr>
+          <w:lang w:val="en-US"/>
+        </w:rPr>
+        <w:t xml:space="preserve">The proposed system uses a multi stage detection approach. Low power sensors monitor the environment and provide the first indication of movement </w:t>
+      </w:r>
+      <w:r>
+        <w:rPr>
+          <w:lang w:val="en-US"/>
+        </w:rPr>
+        <w:lastRenderedPageBreak/>
+        <w:t>or presence. Once a trigger is detected, the controller wakes up and evaluates the event according to the available sensor inputs. If the event is considered relevant, the controller activates the camera, captures an image, and transfers the detection status or image data to a local computer or operator interface through WiFi.</w:t>
+      </w:r>
+    </w:p>
+    <w:p>
+      <w:pPr>
+        <w:rPr>
+          <w:lang w:val="en-US"/>
+        </w:rPr>
+      </w:pPr>
+    </w:p>
+    <w:p>
+      <w:pPr>
+        <w:rPr>
+          <w:lang w:val="en-US"/>
+        </w:rPr>
+      </w:pPr>
+      <w:r>
+        <w:rPr>
+          <w:lang w:val="en-US"/>
+        </w:rPr>
+        <w:t>Compared to conventional surveillance systems, the proposed solution is designed for low power autonomous operation rather than continuous image streaming. Standard surveillance cameras usually require continuous power and network connectivity, while this project focuses on a local field unit that wakes up only when required. Compared to a simple PIR based detector, the proposed system adds additional sensing, image capture, and software decision logic. Compared to cloud based systems, the proposed architecture keeps the main operation local and reduces dependency on external infrastructure.</w:t>
+      </w:r>
+    </w:p>
+    <w:p>
+      <w:pPr>
+        <w:rPr>
+          <w:lang w:val="en-US"/>
+        </w:rPr>
+      </w:pPr>
+    </w:p>
+    <w:p>
+      <w:pPr>
+        <w:rPr>
+          <w:lang w:val="en-US"/>
+        </w:rPr>
+      </w:pPr>
+      <w:r>
+        <w:rPr>
+          <w:lang w:val="en-US"/>
+        </w:rPr>
+        <w:t>The final deliverable of the project is a functional prototype that demonstrates the main system flow: sensor trigger, controller wake up, image capture, WiFi communication, and return to low power operation. The project also includes hardware schematics, software modules, GitHub documentation, and experimental tests for functionality, communication, detection behavior, and power consumption.</w:t>
+      </w:r>
+    </w:p>
     <w:p/>
-    <w:p/>
-    <w:p/>
-    <w:p>
-      <w:pPr>
-        <w:pStyle w:val="Heading1"/>
+    <w:p>
+      <w:pPr>
+        <w:pStyle w:val="1"/>
       </w:pPr>
       <w:bookmarkStart w:id="10" w:name="_Toc135313528"/>
       <w:r>
@@ -4416,15 +4812,311 @@
       <w:bookmarkEnd w:id="10"/>
     </w:p>
     <w:p>
-      <w:r>
+      <w:pPr>
+        <w:rPr>
+          <w:rtl/>
+        </w:rPr>
+      </w:pPr>
+      <w:r>
+        <w:rPr>
+          <w:highlight w:val="yellow"/>
+        </w:rPr>
         <w:t>In this section, the theoretical background and relevant algorithms will be described. Alternative algorithms for project implementation should also be referenced.</w:t>
       </w:r>
     </w:p>
     <w:p>
       <w:pPr>
-        <w:pStyle w:val="Heading1"/>
+        <w:spacing w:before="100" w:beforeAutospacing="1" w:after="100" w:afterAutospacing="1" w:line="240" w:lineRule="auto"/>
+        <w:rPr>
+          <w:lang w:val="en-US"/>
+        </w:rPr>
       </w:pPr>
       <w:bookmarkStart w:id="11" w:name="_Toc135313529"/>
+      <w:r>
+        <w:rPr>
+          <w:lang w:val="en-US"/>
+        </w:rPr>
+        <w:t>This chapter presents the theoretical background required for the development of a stand alone low power object detection system. The project combines low power embedded systems, sensor based triggering, camera based verification, wireless communication, and decision logic. Several hardware and algorithmic alternatives were examined in order to select an implementation that provides a practical balance between power consumption, reliability, response time, and system complexity.</w:t>
+      </w:r>
+    </w:p>
+    <w:p>
+      <w:pPr>
+        <w:spacing w:before="100" w:beforeAutospacing="1" w:after="100" w:afterAutospacing="1" w:line="240" w:lineRule="auto"/>
+        <w:rPr>
+          <w:lang w:val="en-US"/>
+        </w:rPr>
+      </w:pPr>
+      <w:r>
+        <w:rPr>
+          <w:lang w:val="en-US"/>
+        </w:rPr>
+        <w:t>2.1 Low Power Embedded Systems</w:t>
+      </w:r>
+    </w:p>
+    <w:p>
+      <w:pPr>
+        <w:spacing w:before="100" w:beforeAutospacing="1" w:after="100" w:afterAutospacing="1" w:line="240" w:lineRule="auto"/>
+        <w:rPr>
+          <w:lang w:val="en-US"/>
+        </w:rPr>
+      </w:pPr>
+      <w:r>
+        <w:rPr>
+          <w:lang w:val="en-US"/>
+        </w:rPr>
+        <w:t>A low power embedded system is designed to perform a dedicated task while minimizing average energy consumption. In a battery powered field unit, the expected operation time depends not only on the peak current of each component, but also on the amount of time each component remains active. Therefore, the system duty cycle is a central design factor.</w:t>
+      </w:r>
+    </w:p>
+    <w:p>
+      <w:pPr>
+        <w:spacing w:before="100" w:beforeAutospacing="1" w:after="100" w:afterAutospacing="1" w:line="240" w:lineRule="auto"/>
+        <w:rPr>
+          <w:lang w:val="en-US"/>
+        </w:rPr>
+      </w:pPr>
+      <w:r>
+        <w:rPr>
+          <w:lang w:val="en-US"/>
+        </w:rPr>
+        <w:t>In this project, continuous operation of all components is not required. The system is expected to remain in an idle or low power state most of the time and become active only when a possible detection event occurs. This makes event driven operation suitable for the application.</w:t>
+      </w:r>
+    </w:p>
+    <w:p>
+      <w:pPr>
+        <w:spacing w:before="100" w:beforeAutospacing="1" w:after="100" w:afterAutospacing="1" w:line="240" w:lineRule="auto"/>
+        <w:rPr>
+          <w:lang w:val="en-US"/>
+        </w:rPr>
+      </w:pPr>
+      <w:r>
+        <w:rPr>
+          <w:lang w:val="en-US"/>
+        </w:rPr>
+        <w:t>2.2 Microcontroller Alternatives and Selection</w:t>
+      </w:r>
+    </w:p>
+    <w:p>
+      <w:pPr>
+        <w:spacing w:before="100" w:beforeAutospacing="1" w:after="100" w:afterAutospacing="1" w:line="240" w:lineRule="auto"/>
+        <w:rPr>
+          <w:lang w:val="en-US"/>
+        </w:rPr>
+      </w:pPr>
+      <w:r>
+        <w:rPr>
+          <w:lang w:val="en-US"/>
+        </w:rPr>
+        <w:t>Several controller alternatives were considered. Arduino Uno provides very low standby current and simple operation, but it has limited memory, limited processing capability, no built in wireless communication, and no practical support for camera based image acquisition.</w:t>
+      </w:r>
+    </w:p>
+    <w:p>
+      <w:pPr>
+        <w:spacing w:before="100" w:beforeAutospacing="1" w:after="100" w:afterAutospacing="1" w:line="240" w:lineRule="auto"/>
+        <w:rPr>
+          <w:lang w:val="en-US"/>
+        </w:rPr>
+      </w:pPr>
+      <w:r>
+        <w:rPr>
+          <w:lang w:val="en-US"/>
+        </w:rPr>
+        <w:t>Raspberry Pi provides high computational power, large memory, built in wireless communication, and camera support. However, its active current consumption, boot time, and lack of microcontroller style deep sleep operation make it unsuitable for long term battery operation.</w:t>
+      </w:r>
+    </w:p>
+    <w:p>
+      <w:pPr>
+        <w:spacing w:before="100" w:beforeAutospacing="1" w:after="100" w:afterAutospacing="1" w:line="240" w:lineRule="auto"/>
+        <w:rPr>
+          <w:lang w:val="en-US"/>
+        </w:rPr>
+      </w:pPr>
+      <w:r>
+        <w:rPr>
+          <w:lang w:val="en-US"/>
+        </w:rPr>
+        <w:t>STM32L4 is a strong low power microcontroller option, with efficient sleep modes and good processing capability. However, it would require additional external modules for WiFi communication and camera integration, increasing hardware complexity and power management effort.</w:t>
+      </w:r>
+    </w:p>
+    <w:p>
+      <w:pPr>
+        <w:spacing w:before="100" w:beforeAutospacing="1" w:after="100" w:afterAutospacing="1" w:line="240" w:lineRule="auto"/>
+        <w:rPr>
+          <w:lang w:val="en-US"/>
+        </w:rPr>
+      </w:pPr>
+      <w:r>
+        <w:rPr>
+          <w:lang w:val="en-US"/>
+        </w:rPr>
+        <w:t xml:space="preserve">The ESP32 S3 CAM platform was selected because it provides a practical balance between low power operation, camera support, WiFi communication, processing capability, availability, and development simplicity. It allows the </w:t>
+      </w:r>
+      <w:r>
+        <w:rPr>
+          <w:lang w:val="en-US"/>
+        </w:rPr>
+        <w:lastRenderedPageBreak/>
+        <w:t>prototype to combine sensing, image capture, and communication in a compact module.</w:t>
+      </w:r>
+    </w:p>
+    <w:p>
+      <w:pPr>
+        <w:spacing w:before="100" w:beforeAutospacing="1" w:after="100" w:afterAutospacing="1" w:line="240" w:lineRule="auto"/>
+        <w:rPr>
+          <w:lang w:val="en-US"/>
+        </w:rPr>
+      </w:pPr>
+      <w:r>
+        <w:rPr>
+          <w:lang w:val="en-US"/>
+        </w:rPr>
+        <w:t>2.3 Sensor Technologies</w:t>
+      </w:r>
+    </w:p>
+    <w:p>
+      <w:pPr>
+        <w:spacing w:before="100" w:beforeAutospacing="1" w:after="100" w:afterAutospacing="1" w:line="240" w:lineRule="auto"/>
+        <w:rPr>
+          <w:lang w:val="en-US"/>
+        </w:rPr>
+      </w:pPr>
+      <w:r>
+        <w:rPr>
+          <w:lang w:val="en-US"/>
+        </w:rPr>
+        <w:t>The sensing layer provides the initial detection indication before camera activation. A PIR sensor detects changes in infrared radiation emitted by warm objects. It is useful as a low power motion trigger, but it can be affected by temperature conditions, sunlight, movement direction, and the fact that stationary objects may not be detected.</w:t>
+      </w:r>
+    </w:p>
+    <w:p>
+      <w:pPr>
+        <w:spacing w:before="100" w:beforeAutospacing="1" w:after="100" w:afterAutospacing="1" w:line="240" w:lineRule="auto"/>
+        <w:rPr>
+          <w:lang w:val="en-US"/>
+        </w:rPr>
+      </w:pPr>
+      <w:r>
+        <w:rPr>
+          <w:lang w:val="en-US"/>
+        </w:rPr>
+        <w:t>Radar and mmWave sensors detect motion or presence by transmitting electromagnetic waves and analyzing reflections from objects. The HLK LD2451 is a 24GHz mmWave presence radar module. It provides an additional detection principle that can improve reliability when combined with PIR sensing. Unlike LiDAR, it does not directly measure distance using reflected light.</w:t>
+      </w:r>
+    </w:p>
+    <w:p>
+      <w:pPr>
+        <w:spacing w:before="100" w:beforeAutospacing="1" w:after="100" w:afterAutospacing="1" w:line="240" w:lineRule="auto"/>
+        <w:rPr>
+          <w:lang w:val="en-US"/>
+        </w:rPr>
+      </w:pPr>
+      <w:r>
+        <w:rPr>
+          <w:lang w:val="en-US"/>
+        </w:rPr>
+        <w:t>LiDAR sensors, such as YDLIDAR SDM18, provide distance information by emitting light and measuring reflections. This can help validate detection range, but it may increase power consumption and system complexity. Therefore, LiDAR is treated as an evaluated option rather than the main final sensing principle unless included in the final configuration.</w:t>
+      </w:r>
+    </w:p>
+    <w:p>
+      <w:pPr>
+        <w:spacing w:before="100" w:beforeAutospacing="1" w:after="100" w:afterAutospacing="1" w:line="240" w:lineRule="auto"/>
+        <w:rPr>
+          <w:lang w:val="en-US"/>
+        </w:rPr>
+      </w:pPr>
+      <w:r>
+        <w:rPr>
+          <w:lang w:val="en-US"/>
+        </w:rPr>
+        <w:t>2.4 Camera as an Event Verification Unit</w:t>
+      </w:r>
+    </w:p>
+    <w:p>
+      <w:pPr>
+        <w:spacing w:before="100" w:beforeAutospacing="1" w:after="100" w:afterAutospacing="1" w:line="240" w:lineRule="auto"/>
+        <w:rPr>
+          <w:lang w:val="en-US"/>
+        </w:rPr>
+      </w:pPr>
+      <w:r>
+        <w:rPr>
+          <w:lang w:val="en-US"/>
+        </w:rPr>
+        <w:t>The camera is not intended to operate continuously. Continuous camera operation would increase power consumption and reduce battery life. Instead, the camera is activated only after a valid sensor trigger or decision event. In this project, the camera provides visual verification and captured image data, while image classification can be performed by the controller or externally, depending on the final software configuration.</w:t>
+      </w:r>
+    </w:p>
+    <w:p>
+      <w:pPr>
+        <w:spacing w:before="100" w:beforeAutospacing="1" w:after="100" w:afterAutospacing="1" w:line="240" w:lineRule="auto"/>
+        <w:rPr>
+          <w:lang w:val="en-US"/>
+        </w:rPr>
+      </w:pPr>
+      <w:r>
+        <w:rPr>
+          <w:lang w:val="en-US"/>
+        </w:rPr>
+        <w:t>2.5 Local WiFi Communication</w:t>
+      </w:r>
+    </w:p>
+    <w:p>
+      <w:pPr>
+        <w:spacing w:before="100" w:beforeAutospacing="1" w:after="100" w:afterAutospacing="1" w:line="240" w:lineRule="auto"/>
+        <w:rPr>
+          <w:lang w:val="en-US"/>
+        </w:rPr>
+      </w:pPr>
+      <w:r>
+        <w:rPr>
+          <w:lang w:val="en-US"/>
+        </w:rPr>
+        <w:t>WiFi is used to transfer system status or captured images to a local computer or operator interface. It is integrated in the ESP32 S3 platform and allows convenient wireless communication during testing and operation. However, WiFi transmission consumes relatively high current, so it should be activated only when required and for the shortest practical duration.</w:t>
+      </w:r>
+    </w:p>
+    <w:p>
+      <w:pPr>
+        <w:spacing w:before="100" w:beforeAutospacing="1" w:after="100" w:afterAutospacing="1" w:line="240" w:lineRule="auto"/>
+        <w:rPr>
+          <w:lang w:val="en-US"/>
+        </w:rPr>
+      </w:pPr>
+      <w:r>
+        <w:rPr>
+          <w:lang w:val="en-US"/>
+        </w:rPr>
+        <w:t>2.6 Decision Algorithms and Alternatives</w:t>
+      </w:r>
+    </w:p>
+    <w:p>
+      <w:pPr>
+        <w:spacing w:before="100" w:beforeAutospacing="1" w:after="100" w:afterAutospacing="1" w:line="240" w:lineRule="auto"/>
+        <w:rPr>
+          <w:lang w:val="en-US"/>
+        </w:rPr>
+      </w:pPr>
+      <w:r>
+        <w:rPr>
+          <w:lang w:val="en-US"/>
+        </w:rPr>
+        <w:t>The decision algorithm determines whether a sensor trigger should be treated as a valid detection event. A simple threshold based method is easy to implement, but may be sensitive to environmental changes. A rule based method combines several sensor indications using logical conditions. A weighted sensor fusion method assigns confidence values to different sensors and calculates a combined detection score.</w:t>
+      </w:r>
+    </w:p>
+    <w:p>
+      <w:pPr>
+        <w:spacing w:before="100" w:beforeAutospacing="1" w:after="100" w:afterAutospacing="1" w:line="240" w:lineRule="auto"/>
+        <w:rPr>
+          <w:lang w:val="en-US"/>
+        </w:rPr>
+      </w:pPr>
+      <w:r>
+        <w:rPr>
+          <w:lang w:val="en-US"/>
+        </w:rPr>
+        <w:lastRenderedPageBreak/>
+        <w:t>Two main architectures were considered. In sequential triggering, the lowest power sensor wakes the system first, and additional sensors or the camera are activated only afterward. This minimizes baseline current but may increase response time. In parallel sensor fusion, several sensors provide indications to the controller, improving response time and reducing false alarms, but increasing average power consumption. The selected approach is based on a practical tradeoff between these alternatives.</w:t>
+      </w:r>
+    </w:p>
+    <w:p>
+      <w:pPr>
+        <w:pStyle w:val="1"/>
+      </w:pPr>
       <w:r>
         <w:lastRenderedPageBreak/>
         <w:t>Simulation</w:t>
@@ -4432,18 +5124,539 @@
       <w:bookmarkEnd w:id="11"/>
     </w:p>
     <w:p>
-      <w:r>
+      <w:pPr>
+        <w:rPr>
+          <w:highlight w:val="yellow"/>
+        </w:rPr>
+      </w:pPr>
+      <w:r>
+        <w:rPr>
+          <w:highlight w:val="yellow"/>
+        </w:rPr>
         <w:t>In this chapter the simulation environment will be described.</w:t>
       </w:r>
     </w:p>
     <w:p>
-      <w:r>
+      <w:pPr>
+        <w:rPr>
+          <w:rtl/>
+        </w:rPr>
+      </w:pPr>
+      <w:r>
+        <w:rPr>
+          <w:highlight w:val="yellow"/>
+        </w:rPr>
         <w:t>Simulation results will be presented.</w:t>
       </w:r>
     </w:p>
     <w:p>
       <w:pPr>
-        <w:pStyle w:val="Heading1"/>
+        <w:rPr>
+          <w:lang w:val="en-US"/>
+        </w:rPr>
+      </w:pPr>
+      <w:r>
+        <w:rPr>
+          <w:lang w:val="en-US"/>
+        </w:rPr>
+        <w:t>This chapter describes the simulation and design evaluation environment used during the development of the system. Since the project combines embedded hardware, sensors, power management, camera operation, and software running on an ESP32 S3 based controller, the validation process was performed using both electrical simulation tools and practical hardware testing.</w:t>
+      </w:r>
+    </w:p>
+    <w:p>
+      <w:pPr>
+        <w:rPr>
+          <w:lang w:val="en-US"/>
+        </w:rPr>
+      </w:pPr>
+    </w:p>
+    <w:p>
+      <w:pPr>
+        <w:rPr>
+          <w:lang w:val="en-US"/>
+        </w:rPr>
+      </w:pPr>
+      <w:r>
+        <w:rPr>
+          <w:lang w:val="en-US"/>
+        </w:rPr>
+        <w:t>3.1 Simulation Environment</w:t>
+      </w:r>
+    </w:p>
+    <w:p>
+      <w:pPr>
+        <w:rPr>
+          <w:lang w:val="en-US"/>
+        </w:rPr>
+      </w:pPr>
+    </w:p>
+    <w:p>
+      <w:pPr>
+        <w:rPr>
+          <w:lang w:val="en-US"/>
+        </w:rPr>
+      </w:pPr>
+      <w:r>
+        <w:rPr>
+          <w:lang w:val="en-US"/>
+        </w:rPr>
+        <w:t>OrCAD Capture and PSpice were used for electrical schematic design and circuit level simulation. The system was divided into schematic blocks, including the MCU unit, power management unit, and sensors module. The power management unit includes the battery source, charging circuitry, and DC/DC conversion stages. PSpice was used to evaluate voltage stability, current behavior, and expected electrical performance before physical implementation.</w:t>
+      </w:r>
+    </w:p>
+    <w:p>
+      <w:pPr>
+        <w:rPr>
+          <w:lang w:val="en-US"/>
+        </w:rPr>
+      </w:pPr>
+    </w:p>
+    <w:p>
+      <w:pPr>
+        <w:rPr>
+          <w:lang w:val="en-US"/>
+        </w:rPr>
+      </w:pPr>
+      <w:r>
+        <w:rPr>
+          <w:lang w:val="en-US"/>
+        </w:rPr>
+        <w:t>EasyEDA was used during the hardware design process for module validation, schematic organization, and PCB layout planning. It supported the ESP32 S3 CAM related connections, power routing, sensor interfaces, and final layout preparation.</w:t>
+      </w:r>
+    </w:p>
+    <w:p>
+      <w:pPr>
+        <w:rPr>
+          <w:lang w:val="en-US"/>
+        </w:rPr>
+      </w:pPr>
+    </w:p>
+    <w:p>
+      <w:pPr>
+        <w:rPr>
+          <w:lang w:val="en-US"/>
+        </w:rPr>
+      </w:pPr>
+      <w:r>
+        <w:rPr>
+          <w:lang w:val="en-US"/>
+        </w:rPr>
+        <w:t>The embedded software was developed using the Arduino IDE for the ESP32 S3 platform. Python scripts were used on the computer side for image reception, image saving, communication tests, and data logging. Laboratory validation was performed using a power supply, multimeter, oscilloscope, and serial monitor.</w:t>
+      </w:r>
+    </w:p>
+    <w:p>
+      <w:pPr>
+        <w:rPr>
+          <w:lang w:val="en-US"/>
+        </w:rPr>
+      </w:pPr>
+    </w:p>
+    <w:p>
+      <w:pPr>
+        <w:rPr>
+          <w:lang w:val="en-US"/>
+        </w:rPr>
+      </w:pPr>
+      <w:r>
+        <w:rPr>
+          <w:lang w:val="en-US"/>
+        </w:rPr>
+        <w:t>3.2 Power Supply Simulation</w:t>
+      </w:r>
+    </w:p>
+    <w:p>
+      <w:pPr>
+        <w:rPr>
+          <w:lang w:val="en-US"/>
+        </w:rPr>
+      </w:pPr>
+    </w:p>
+    <w:p>
+      <w:pPr>
+        <w:rPr>
+          <w:lang w:val="en-US"/>
+        </w:rPr>
+      </w:pPr>
+      <w:r>
+        <w:rPr>
+          <w:lang w:val="en-US"/>
+        </w:rPr>
+        <w:lastRenderedPageBreak/>
+        <w:t>The power supply simulation verifies that the system can provide stable 5V and 3.3V voltage rails for the controller, sensors, camera, and communication modules. The simulation includes the battery input, DC/DC conversion stages, and load representation of the main modules.</w:t>
+      </w:r>
+    </w:p>
+    <w:p>
+      <w:pPr>
+        <w:rPr>
+          <w:lang w:val="en-US"/>
+        </w:rPr>
+      </w:pPr>
+    </w:p>
+    <w:p>
+      <w:pPr>
+        <w:rPr>
+          <w:lang w:val="en-US"/>
+        </w:rPr>
+      </w:pPr>
+      <w:r>
+        <w:rPr>
+          <w:lang w:val="en-US"/>
+        </w:rPr>
+        <w:t>Figure X presents the simulated 5V and 3.3V voltage levels under load.</w:t>
+      </w:r>
+    </w:p>
+    <w:p>
+      <w:pPr>
+        <w:rPr>
+          <w:lang w:val="en-US"/>
+        </w:rPr>
+      </w:pPr>
+    </w:p>
+    <w:p>
+      <w:pPr>
+        <w:rPr>
+          <w:lang w:val="en-US"/>
+        </w:rPr>
+      </w:pPr>
+      <w:r>
+        <w:rPr>
+          <w:lang w:val="en-US"/>
+        </w:rPr>
+        <w:t>The expected result is that both voltage rails remain within their required operating range during normal operation. This confirms that the power management design can support the different modules before physical testing.</w:t>
+      </w:r>
+    </w:p>
+    <w:p>
+      <w:pPr>
+        <w:rPr>
+          <w:lang w:val="en-US"/>
+        </w:rPr>
+      </w:pPr>
+    </w:p>
+    <w:p>
+      <w:pPr>
+        <w:rPr>
+          <w:lang w:val="en-US"/>
+        </w:rPr>
+      </w:pPr>
+      <w:r>
+        <w:rPr>
+          <w:lang w:val="en-US"/>
+        </w:rPr>
+        <w:t>3.3 Sensor Trigger Logic Simulation</w:t>
+      </w:r>
+    </w:p>
+    <w:p>
+      <w:pPr>
+        <w:rPr>
+          <w:lang w:val="en-US"/>
+        </w:rPr>
+      </w:pPr>
+      <w:r>
+        <w:rPr>
+          <w:lang w:val="en-US"/>
+        </w:rPr>
+        <w:t>The sensor trigger logic is responsible for waking the controller or notifying it when a detection event occurs. The trigger signal must be compatible with the ESP32 S3 input voltage levels and must provide a clear logic transition.</w:t>
+      </w:r>
+    </w:p>
+    <w:p>
+      <w:pPr>
+        <w:rPr>
+          <w:lang w:val="en-US"/>
+        </w:rPr>
+      </w:pPr>
+      <w:r>
+        <w:rPr>
+          <w:lang w:val="en-US"/>
+        </w:rPr>
+        <w:t>Figure X presents the simulated sensor trigger signal.</w:t>
+      </w:r>
+    </w:p>
+    <w:p>
+      <w:pPr>
+        <w:rPr>
+          <w:lang w:val="en-US"/>
+        </w:rPr>
+      </w:pPr>
+    </w:p>
+    <w:p>
+      <w:pPr>
+        <w:rPr>
+          <w:lang w:val="en-US"/>
+        </w:rPr>
+      </w:pPr>
+      <w:r>
+        <w:rPr>
+          <w:lang w:val="en-US"/>
+        </w:rPr>
+        <w:t>The expected result is a valid transition between logic low and logic high. This confirms that the sensor output can be used as an interrupt or wake up source. In the practical implementation, this behavior is verified using serial monitor output and hardware measurements.</w:t>
+      </w:r>
+    </w:p>
+    <w:p>
+      <w:pPr>
+        <w:rPr>
+          <w:lang w:val="en-US"/>
+        </w:rPr>
+      </w:pPr>
+    </w:p>
+    <w:p>
+      <w:pPr>
+        <w:rPr>
+          <w:lang w:val="en-US"/>
+        </w:rPr>
+      </w:pPr>
+      <w:r>
+        <w:rPr>
+          <w:lang w:val="en-US"/>
+        </w:rPr>
+        <w:t>3.4 Power Consumption Model</w:t>
+      </w:r>
+    </w:p>
+    <w:p>
+      <w:pPr>
+        <w:rPr>
+          <w:lang w:val="en-US"/>
+        </w:rPr>
+      </w:pPr>
+      <w:r>
+        <w:rPr>
+          <w:lang w:val="en-US"/>
+        </w:rPr>
+        <w:t>A theoretical power consumption model was defined in order to estimate battery lifetime. The system operation is divided into several states: sleep mode, sensor monitoring, controller active mode, camera capture, WiFi communication, and full event handling.</w:t>
+      </w:r>
+    </w:p>
+    <w:p>
+      <w:pPr>
+        <w:rPr>
+          <w:lang w:val="en-US"/>
+        </w:rPr>
+      </w:pPr>
+      <w:r>
+        <w:rPr>
+          <w:lang w:val="en-US"/>
+        </w:rPr>
+        <w:t>The average current is calculated according to:</w:t>
+      </w:r>
+    </w:p>
+    <w:p>
+      <w:pPr>
+        <w:rPr>
+          <w:lang w:val="en-US"/>
+        </w:rPr>
+      </w:pPr>
+    </w:p>
+    <w:p>
+      <w:pPr>
+        <w:rPr>
+          <w:lang w:val="en-US"/>
+        </w:rPr>
+      </w:pPr>
+      <w:r>
+        <w:rPr>
+          <w:lang w:val="en-US"/>
+        </w:rPr>
+        <w:t>Iavg = Σ Ii ti / T</w:t>
+      </w:r>
+    </w:p>
+    <w:p>
+      <w:pPr>
+        <w:rPr>
+          <w:lang w:val="en-US"/>
+        </w:rPr>
+      </w:pPr>
+    </w:p>
+    <w:p>
+      <w:pPr>
+        <w:rPr>
+          <w:lang w:val="en-US"/>
+        </w:rPr>
+      </w:pPr>
+      <w:r>
+        <w:rPr>
+          <w:lang w:val="en-US"/>
+        </w:rPr>
+        <w:lastRenderedPageBreak/>
+        <w:t>where Ii is the current consumption in state i, ti is the time spent in that state, and T is the total observation time.</w:t>
+      </w:r>
+    </w:p>
+    <w:p>
+      <w:pPr>
+        <w:rPr>
+          <w:lang w:val="en-US"/>
+        </w:rPr>
+      </w:pPr>
+    </w:p>
+    <w:p>
+      <w:pPr>
+        <w:rPr>
+          <w:lang w:val="en-US"/>
+        </w:rPr>
+      </w:pPr>
+      <w:r>
+        <w:rPr>
+          <w:lang w:val="en-US"/>
+        </w:rPr>
+        <w:t>This model is important because the system is expected to spend most of its time in low power operation and become active only during detection events.</w:t>
+      </w:r>
+    </w:p>
+    <w:p>
+      <w:pPr>
+        <w:rPr>
+          <w:lang w:val="en-US"/>
+        </w:rPr>
+      </w:pPr>
+    </w:p>
+    <w:p>
+      <w:pPr>
+        <w:rPr>
+          <w:lang w:val="en-US"/>
+        </w:rPr>
+      </w:pPr>
+      <w:r>
+        <w:rPr>
+          <w:lang w:val="en-US"/>
+        </w:rPr>
+        <w:t>3.5 Simulation and Evaluation Summary</w:t>
+      </w:r>
+    </w:p>
+    <w:p>
+      <w:pPr>
+        <w:rPr>
+          <w:lang w:val="en-US"/>
+        </w:rPr>
+      </w:pPr>
+    </w:p>
+    <w:p>
+      <w:pPr>
+        <w:rPr>
+          <w:lang w:val="en-US"/>
+        </w:rPr>
+      </w:pPr>
+      <w:r>
+        <w:rPr>
+          <w:lang w:val="en-US"/>
+        </w:rPr>
+        <w:t>Table X summarizes the required simulation and evaluation results.</w:t>
+      </w:r>
+    </w:p>
+    <w:p>
+      <w:pPr>
+        <w:rPr>
+          <w:lang w:val="en-US"/>
+        </w:rPr>
+      </w:pPr>
+    </w:p>
+    <w:p>
+      <w:pPr>
+        <w:rPr>
+          <w:lang w:val="en-US"/>
+        </w:rPr>
+      </w:pPr>
+      <w:r>
+        <w:rPr>
+          <w:lang w:val="en-US"/>
+        </w:rPr>
+        <w:t>Parameter | Method | Expected result | Final result</w:t>
+      </w:r>
+    </w:p>
+    <w:p>
+      <w:pPr>
+        <w:rPr>
+          <w:lang w:val="en-US"/>
+        </w:rPr>
+      </w:pPr>
+      <w:r>
+        <w:rPr>
+          <w:lang w:val="en-US"/>
+        </w:rPr>
+        <w:t>Power supply voltage levels | PSpice | Stable 5V and 3.3V rails | To be completed</w:t>
+      </w:r>
+    </w:p>
+    <w:p>
+      <w:pPr>
+        <w:rPr>
+          <w:lang w:val="en-US"/>
+        </w:rPr>
+      </w:pPr>
+      <w:r>
+        <w:rPr>
+          <w:lang w:val="en-US"/>
+        </w:rPr>
+        <w:t>Sensor trigger logic | PSpice or hardware test | Valid ESP32 S3 logic transition | To be completed</w:t>
+      </w:r>
+    </w:p>
+    <w:p>
+      <w:pPr>
+        <w:rPr>
+          <w:lang w:val="en-US"/>
+        </w:rPr>
+      </w:pPr>
+      <w:r>
+        <w:rPr>
+          <w:lang w:val="en-US"/>
+        </w:rPr>
+        <w:t>Sleep mode current | Measurement | Low current state | To be completed</w:t>
+      </w:r>
+    </w:p>
+    <w:p>
+      <w:pPr>
+        <w:rPr>
+          <w:lang w:val="en-US"/>
+        </w:rPr>
+      </w:pPr>
+      <w:r>
+        <w:rPr>
+          <w:lang w:val="en-US"/>
+        </w:rPr>
+        <w:t>Image capture | ESP32 S3 CAM test | Successful image capture | To be completed</w:t>
+      </w:r>
+    </w:p>
+    <w:p>
+      <w:pPr>
+        <w:rPr>
+          <w:lang w:val="en-US"/>
+        </w:rPr>
+      </w:pPr>
+      <w:r>
+        <w:rPr>
+          <w:lang w:val="en-US"/>
+        </w:rPr>
+        <w:t>WiFi communication | Web server or Python client | Status or image transfer | To be completed</w:t>
+      </w:r>
+    </w:p>
+    <w:p>
+      <w:pPr>
+        <w:rPr>
+          <w:lang w:val="en-US"/>
+        </w:rPr>
+      </w:pPr>
+      <w:r>
+        <w:rPr>
+          <w:lang w:val="en-US"/>
+        </w:rPr>
+        <w:t>Detection behavior | Sensor tests | Trigger on relevant event | To be completed</w:t>
+      </w:r>
+    </w:p>
+    <w:p>
+      <w:pPr>
+        <w:rPr>
+          <w:lang w:val="en-US"/>
+        </w:rPr>
+      </w:pPr>
+    </w:p>
+    <w:p>
+      <w:pPr>
+        <w:rPr>
+          <w:lang w:val="en-US"/>
+        </w:rPr>
+      </w:pPr>
+      <w:r>
+        <w:rPr>
+          <w:lang w:val="en-US"/>
+        </w:rPr>
+        <w:t>The final measurements will be compared with the expected design behavior in the results chapter.</w:t>
+      </w:r>
+    </w:p>
+    <w:p>
+      <w:pPr>
+        <w:pStyle w:val="1"/>
       </w:pPr>
       <w:bookmarkStart w:id="12" w:name="_Toc135313530"/>
       <w:r>
@@ -4508,7 +5721,7 @@
                     </pic:cNvPicPr>
                   </pic:nvPicPr>
                   <pic:blipFill>
-                    <a:blip r:embed="rId15">
+                    <a:blip r:embed="rId14">
                       <a:extLst>
                         <a:ext uri="{28A0092B-C50C-407E-A947-70E740481C1C}">
                           <a14:useLocalDpi xmlns:a14="http://schemas.microsoft.com/office/drawing/2010/main" val="0"/>
@@ -4542,7 +5755,7 @@
     </w:p>
     <w:p>
       <w:pPr>
-        <w:pStyle w:val="Caption"/>
+        <w:pStyle w:val="af2"/>
       </w:pPr>
       <w:bookmarkStart w:id="13" w:name="_Toc135313864"/>
       <w:r>
@@ -4571,29 +5784,287 @@
       </w:r>
       <w:bookmarkEnd w:id="13"/>
     </w:p>
+    <w:p>
+      <w:r>
+        <w:t>This chapter describes the practical implementation of the stand alone low power object detection system. The implementation is divided into hardware and software. The hardware includes the ESP32-S3-CAM controller, camera, sensors, power supply, voltage regulation, and communication interface. The software includes sensor reading, sleep mode management, image capture, WiFi communication, and the main system flow.</w:t>
+      </w:r>
+    </w:p>
+    <w:p>
+      <w:pPr>
+        <w:pStyle w:val="2"/>
+      </w:pPr>
+      <w:bookmarkStart w:id="14" w:name="_Toc135313531"/>
+      <w:r>
+        <w:t>Hardware Description</w:t>
+      </w:r>
+      <w:r>
+        <w:rPr>
+          <w:rStyle w:val="a4"/>
+          <w:rFonts w:asciiTheme="minorBidi" w:hAnsiTheme="minorBidi" w:cstheme="minorBidi"/>
+        </w:rPr>
+        <w:footnoteReference w:id="4"/>
+      </w:r>
+      <w:bookmarkEnd w:id="14"/>
+    </w:p>
+    <w:p>
+      <w:pPr>
+        <w:rPr>
+          <w:rtl/>
+        </w:rPr>
+      </w:pPr>
+      <w:r>
+        <w:rPr>
+          <w:highlight w:val="yellow"/>
+        </w:rPr>
+        <w:t>A description of components, tools, platforms and systems used in the project implementation, including appropriate diagrams.</w:t>
+      </w:r>
+    </w:p>
+    <w:p>
+      <w:pPr>
+        <w:rPr>
+          <w:lang w:val="en-US"/>
+        </w:rPr>
+      </w:pPr>
+      <w:r>
+        <w:rPr>
+          <w:lang w:val="en-US"/>
+        </w:rPr>
+        <w:t>he hardware architecture is based on an ESP32-S3-CAM module, low power detection sensors, and an independent battery based power unit. The ESP32-S3-CAM was selected as the main controller because it combines processing capability, camera support, WiFi communication, and low power operating modes in a compact module.</w:t>
+      </w:r>
+    </w:p>
+    <w:p>
+      <w:pPr>
+        <w:rPr>
+          <w:lang w:val="en-US"/>
+        </w:rPr>
+      </w:pPr>
+    </w:p>
+    <w:p>
+      <w:pPr>
+        <w:rPr>
+          <w:lang w:val="en-US"/>
+        </w:rPr>
+      </w:pPr>
+      <w:r>
+        <w:rPr>
+          <w:lang w:val="en-US"/>
+        </w:rPr>
+        <w:t xml:space="preserve">The camera is used as an event verification unit. It does not operate continuously and does not perform internal image processing. Instead, it is </w:t>
+      </w:r>
+      <w:r>
+        <w:rPr>
+          <w:lang w:val="en-US"/>
+        </w:rPr>
+        <w:lastRenderedPageBreak/>
+        <w:t>activated only after a valid sensor trigger or decision event. This reduces the average power consumption of the system.</w:t>
+      </w:r>
+    </w:p>
+    <w:p>
+      <w:pPr>
+        <w:rPr>
+          <w:lang w:val="en-US"/>
+        </w:rPr>
+      </w:pPr>
+    </w:p>
+    <w:p>
+      <w:pPr>
+        <w:rPr>
+          <w:lang w:val="en-US"/>
+        </w:rPr>
+      </w:pPr>
+      <w:r>
+        <w:rPr>
+          <w:lang w:val="en-US"/>
+        </w:rPr>
+        <w:t>The power supply is based on a lithium battery source and a TP4056 charging module. DC/DC converters provide the required 5V and 3.3V voltage rails. A logic level converter is used where required to safely interface 5V sensor outputs with the 3.3V GPIO pins of the ESP32-S3.</w:t>
+      </w:r>
+    </w:p>
+    <w:p>
+      <w:pPr>
+        <w:rPr>
+          <w:lang w:val="en-US"/>
+        </w:rPr>
+      </w:pPr>
+    </w:p>
+    <w:p>
+      <w:pPr>
+        <w:rPr>
+          <w:lang w:val="en-US"/>
+        </w:rPr>
+      </w:pPr>
+      <w:r>
+        <w:rPr>
+          <w:lang w:val="en-US"/>
+        </w:rPr>
+        <w:t>The sensing layer includes a PIR sensor and radar/mmWave sensing. The Panasonic EKMB1103112 PIR sensor is used as a low power motion trigger. The HLK-LD2451 is used as a 24GHz mmWave presence sensor and communicates with the controller through UART. Additional sensors, such as RFbeam K-LD2 radar or YDLIDAR SDM18 LiDAR, were evaluated according to the final configuration and tradeoff between detection capability and power consumption.</w:t>
+      </w:r>
+    </w:p>
+    <w:p>
+      <w:pPr>
+        <w:rPr>
+          <w:lang w:val="en-US"/>
+        </w:rPr>
+      </w:pPr>
+    </w:p>
+    <w:p>
+      <w:pPr>
+        <w:rPr>
+          <w:lang w:val="en-US"/>
+        </w:rPr>
+      </w:pPr>
+      <w:r>
+        <w:rPr>
+          <w:lang w:val="en-US"/>
+        </w:rPr>
+        <w:t>Table X summarizes the main hardware components.</w:t>
+      </w:r>
+    </w:p>
+    <w:p>
+      <w:pPr>
+        <w:rPr>
+          <w:lang w:val="en-US"/>
+        </w:rPr>
+      </w:pPr>
+    </w:p>
+    <w:p>
+      <w:pPr>
+        <w:rPr>
+          <w:lang w:val="en-US"/>
+        </w:rPr>
+      </w:pPr>
+      <w:r>
+        <w:rPr>
+          <w:lang w:val="en-US"/>
+        </w:rPr>
+        <w:t>Component | Role | Interface | Voltage | Final status</w:t>
+      </w:r>
+    </w:p>
+    <w:p>
+      <w:pPr>
+        <w:rPr>
+          <w:lang w:val="en-US"/>
+        </w:rPr>
+      </w:pPr>
+      <w:r>
+        <w:rPr>
+          <w:lang w:val="en-US"/>
+        </w:rPr>
+        <w:t>ESP32-S3-CAM | Main controller, camera and WiFi | GPIO, UART, camera interface | 3.3V / 5V module input | Final</w:t>
+      </w:r>
+    </w:p>
+    <w:p>
+      <w:pPr>
+        <w:rPr>
+          <w:lang w:val="en-US"/>
+        </w:rPr>
+      </w:pPr>
+      <w:r>
+        <w:rPr>
+          <w:lang w:val="en-US"/>
+        </w:rPr>
+        <w:t>OV2640 camera | Image capture | Camera interface | Module dependent | Final</w:t>
+      </w:r>
+    </w:p>
+    <w:p>
+      <w:pPr>
+        <w:rPr>
+          <w:lang w:val="en-US"/>
+        </w:rPr>
+      </w:pPr>
+      <w:r>
+        <w:rPr>
+          <w:lang w:val="en-US"/>
+        </w:rPr>
+        <w:t>PIR sensor | Low power motion trigger | GPIO | 3.3V / 5V according to module | Final</w:t>
+      </w:r>
+    </w:p>
+    <w:p>
+      <w:pPr>
+        <w:rPr>
+          <w:lang w:val="en-US"/>
+        </w:rPr>
+      </w:pPr>
+      <w:r>
+        <w:rPr>
+          <w:lang w:val="en-US"/>
+        </w:rPr>
+        <w:t>HLK-LD2451 | mmWave presence detection | UART | 5V | Final / tested</w:t>
+      </w:r>
+    </w:p>
+    <w:p>
+      <w:pPr>
+        <w:rPr>
+          <w:lang w:val="en-US"/>
+        </w:rPr>
+      </w:pPr>
+      <w:r>
+        <w:rPr>
+          <w:lang w:val="en-US"/>
+        </w:rPr>
+        <w:t>TP4056 | Battery charging | Power path | Battery / 5V input | Final</w:t>
+      </w:r>
+    </w:p>
+    <w:p>
+      <w:pPr>
+        <w:rPr>
+          <w:lang w:val="en-US"/>
+        </w:rPr>
+      </w:pPr>
+      <w:r>
+        <w:rPr>
+          <w:lang w:val="en-US"/>
+        </w:rPr>
+        <w:t>DC/DC converters | Voltage regulation | Power | 5V and 3.3V | Final</w:t>
+      </w:r>
+    </w:p>
+    <w:p>
+      <w:pPr>
+        <w:rPr>
+          <w:lang w:val="en-US"/>
+        </w:rPr>
+      </w:pPr>
+      <w:r>
+        <w:rPr>
+          <w:lang w:val="en-US"/>
+        </w:rPr>
+        <w:t>Logic level converter | 5V to 3.3V interface protection | GPIO / UART | 5V and 3.3V | As required</w:t>
+      </w:r>
+    </w:p>
+    <w:p>
+      <w:pPr>
+        <w:rPr>
+          <w:lang w:val="en-US"/>
+        </w:rPr>
+      </w:pPr>
+    </w:p>
+    <w:p>
+      <w:pPr>
+        <w:rPr>
+          <w:lang w:val="en-US"/>
+        </w:rPr>
+      </w:pPr>
+      <w:r>
+        <w:rPr>
+          <w:lang w:val="en-US"/>
+        </w:rPr>
+        <w:t>Figure X presents the final hardware schematic.</w:t>
+      </w:r>
+    </w:p>
+    <w:p>
+      <w:pPr>
+        <w:rPr>
+          <w:rtl/>
+          <w:lang w:val="en-US"/>
+        </w:rPr>
+      </w:pPr>
+      <w:r>
+        <w:rPr>
+          <w:lang w:val="en-US"/>
+        </w:rPr>
+        <w:t>Figure X presents the physical prototype.</w:t>
+      </w:r>
+    </w:p>
     <w:p/>
-    <w:p>
-      <w:pPr>
-        <w:pStyle w:val="Heading2"/>
-      </w:pPr>
-      <w:bookmarkStart w:id="14" w:name="_Toc135313531"/>
-      <w:r>
-        <w:t>Hardware Description</w:t>
-      </w:r>
-      <w:r>
-        <w:rPr>
-          <w:rStyle w:val="FootnoteReference"/>
-          <w:rFonts w:asciiTheme="minorBidi" w:hAnsiTheme="minorBidi" w:cstheme="minorBidi"/>
-        </w:rPr>
-        <w:footnoteReference w:id="4"/>
-      </w:r>
-      <w:bookmarkEnd w:id="14"/>
-    </w:p>
-    <w:p>
-      <w:r>
-        <w:t>A description of components, tools, platforms and systems used in the project implementation, including appropriate diagrams.</w:t>
-      </w:r>
-    </w:p>
     <w:p>
       <w:r>
         <w:rPr>
@@ -4618,7 +6089,7 @@
                     </pic:cNvPicPr>
                   </pic:nvPicPr>
                   <pic:blipFill>
-                    <a:blip r:embed="rId16">
+                    <a:blip r:embed="rId15">
                       <a:extLst>
                         <a:ext uri="{28A0092B-C50C-407E-A947-70E740481C1C}">
                           <a14:useLocalDpi xmlns:a14="http://schemas.microsoft.com/office/drawing/2010/main" val="0"/>
@@ -4652,7 +6123,7 @@
     </w:p>
     <w:p>
       <w:pPr>
-        <w:pStyle w:val="Caption"/>
+        <w:pStyle w:val="af2"/>
       </w:pPr>
       <w:bookmarkStart w:id="15" w:name="_Toc135313865"/>
       <w:r>
@@ -4684,16 +6155,15 @@
     <w:p/>
     <w:p>
       <w:pPr>
-        <w:pStyle w:val="Heading2"/>
+        <w:pStyle w:val="2"/>
       </w:pPr>
       <w:bookmarkStart w:id="16" w:name="_Toc135313532"/>
       <w:r>
-        <w:lastRenderedPageBreak/>
         <w:t>Software Description</w:t>
       </w:r>
       <w:r>
         <w:rPr>
-          <w:rStyle w:val="FootnoteReference"/>
+          <w:rStyle w:val="a4"/>
           <w:rFonts w:asciiTheme="minorBidi" w:hAnsiTheme="minorBidi" w:cstheme="minorBidi"/>
         </w:rPr>
         <w:footnoteReference w:id="5"/>
@@ -4701,24 +6171,276 @@
       <w:bookmarkEnd w:id="16"/>
     </w:p>
     <w:p>
-      <w:r>
+      <w:pPr>
+        <w:rPr>
+          <w:rtl/>
+        </w:rPr>
+      </w:pPr>
+      <w:r>
+        <w:rPr>
+          <w:highlight w:val="yellow"/>
+        </w:rPr>
         <w:t xml:space="preserve">A description of the software implementation, including details of the tools, platforms and relevant explanations. Printouts of the code </w:t>
       </w:r>
       <w:r>
         <w:rPr>
           <w:b/>
           <w:bCs/>
+          <w:highlight w:val="yellow"/>
         </w:rPr>
         <w:t>should not</w:t>
       </w:r>
       <w:r>
+        <w:rPr>
+          <w:highlight w:val="yellow"/>
+        </w:rPr>
         <w:t xml:space="preserve"> be included.</w:t>
       </w:r>
     </w:p>
+    <w:p>
+      <w:pPr>
+        <w:rPr>
+          <w:lang w:val="en-US"/>
+        </w:rPr>
+      </w:pPr>
+      <w:r>
+        <w:rPr>
+          <w:lang w:val="en-US"/>
+        </w:rPr>
+        <w:t>The software was developed using C++ in the Arduino IDE for the ESP32-S3 platform. Python scripts were used on the computer side for image reception, image saving, communication tests, and data logging. The code is managed in the project GitHub repository, with main.ino serving as the main integration file.</w:t>
+      </w:r>
+    </w:p>
+    <w:p>
+      <w:pPr>
+        <w:rPr>
+          <w:lang w:val="en-US"/>
+        </w:rPr>
+      </w:pPr>
+    </w:p>
+    <w:p>
+      <w:pPr>
+        <w:rPr>
+          <w:lang w:val="en-US"/>
+        </w:rPr>
+      </w:pPr>
+      <w:r>
+        <w:rPr>
+          <w:lang w:val="en-US"/>
+        </w:rPr>
+        <w:t>The software is modular and includes several main parts: sensor tests, sleep mode, camera capture, WiFi web server, image transfer, and the main system flow. Each module was tested separately before integration.</w:t>
+      </w:r>
+    </w:p>
+    <w:p>
+      <w:pPr>
+        <w:rPr>
+          <w:lang w:val="en-US"/>
+        </w:rPr>
+      </w:pPr>
+    </w:p>
+    <w:p>
+      <w:pPr>
+        <w:rPr>
+          <w:lang w:val="en-US"/>
+        </w:rPr>
+      </w:pPr>
+      <w:r>
+        <w:rPr>
+          <w:lang w:val="en-US"/>
+        </w:rPr>
+        <w:t>The general system flow is:</w:t>
+      </w:r>
+    </w:p>
+    <w:p>
+      <w:pPr>
+        <w:rPr>
+          <w:lang w:val="en-US"/>
+        </w:rPr>
+      </w:pPr>
+    </w:p>
+    <w:p>
+      <w:pPr>
+        <w:rPr>
+          <w:lang w:val="en-US"/>
+        </w:rPr>
+      </w:pPr>
+      <w:r>
+        <w:rPr>
+          <w:lang w:val="en-US"/>
+        </w:rPr>
+        <w:t>System initialization</w:t>
+      </w:r>
+    </w:p>
+    <w:p>
+      <w:pPr>
+        <w:rPr>
+          <w:lang w:val="en-US"/>
+        </w:rPr>
+      </w:pPr>
+      <w:r>
+        <w:rPr>
+          <w:lang w:val="en-US"/>
+        </w:rPr>
+        <w:t>Sensor monitoring or low power mode</w:t>
+      </w:r>
+    </w:p>
+    <w:p>
+      <w:pPr>
+        <w:rPr>
+          <w:lang w:val="en-US"/>
+        </w:rPr>
+      </w:pPr>
+      <w:r>
+        <w:rPr>
+          <w:lang w:val="en-US"/>
+        </w:rPr>
+        <w:lastRenderedPageBreak/>
+        <w:t>Sensor trigger</w:t>
+      </w:r>
+    </w:p>
+    <w:p>
+      <w:pPr>
+        <w:rPr>
+          <w:lang w:val="en-US"/>
+        </w:rPr>
+      </w:pPr>
+      <w:r>
+        <w:rPr>
+          <w:lang w:val="en-US"/>
+        </w:rPr>
+        <w:t>ESP32-S3 wake up</w:t>
+      </w:r>
+    </w:p>
+    <w:p>
+      <w:pPr>
+        <w:rPr>
+          <w:lang w:val="en-US"/>
+        </w:rPr>
+      </w:pPr>
+      <w:r>
+        <w:rPr>
+          <w:lang w:val="en-US"/>
+        </w:rPr>
+        <w:t>Sensor validation</w:t>
+      </w:r>
+    </w:p>
+    <w:p>
+      <w:pPr>
+        <w:rPr>
+          <w:lang w:val="en-US"/>
+        </w:rPr>
+      </w:pPr>
+      <w:r>
+        <w:rPr>
+          <w:lang w:val="en-US"/>
+        </w:rPr>
+        <w:t>Image capture</w:t>
+      </w:r>
+    </w:p>
+    <w:p>
+      <w:pPr>
+        <w:rPr>
+          <w:lang w:val="en-US"/>
+        </w:rPr>
+      </w:pPr>
+      <w:r>
+        <w:rPr>
+          <w:lang w:val="en-US"/>
+        </w:rPr>
+        <w:t>Decision logic or data preparation</w:t>
+      </w:r>
+    </w:p>
+    <w:p>
+      <w:pPr>
+        <w:rPr>
+          <w:lang w:val="en-US"/>
+        </w:rPr>
+      </w:pPr>
+      <w:r>
+        <w:rPr>
+          <w:lang w:val="en-US"/>
+        </w:rPr>
+        <w:t>WiFi status / image transfer</w:t>
+      </w:r>
+    </w:p>
+    <w:p>
+      <w:pPr>
+        <w:rPr>
+          <w:lang w:val="en-US"/>
+        </w:rPr>
+      </w:pPr>
+      <w:r>
+        <w:rPr>
+          <w:lang w:val="en-US"/>
+        </w:rPr>
+        <w:t>Return to low power mode</w:t>
+      </w:r>
+    </w:p>
+    <w:p>
+      <w:pPr>
+        <w:rPr>
+          <w:lang w:val="en-US"/>
+        </w:rPr>
+      </w:pPr>
+    </w:p>
+    <w:p>
+      <w:pPr>
+        <w:rPr>
+          <w:rtl/>
+          <w:lang w:val="en-US"/>
+        </w:rPr>
+      </w:pPr>
+      <w:r>
+        <w:rPr>
+          <w:lang w:val="en-US"/>
+        </w:rPr>
+        <w:t>The decision logic can operate as a simple rule based sensor decision or be extended to an Edge AI based model. This modular structure allows future improvement of the classification stage without changing the full hardware architecture.</w:t>
+      </w:r>
+    </w:p>
+    <w:p>
+      <w:pPr>
+        <w:rPr>
+          <w:rtl/>
+          <w:lang w:val="en-US"/>
+        </w:rPr>
+      </w:pPr>
+    </w:p>
+    <w:p>
+      <w:pPr>
+        <w:rPr>
+          <w:lang w:val="en-US"/>
+        </w:rPr>
+      </w:pPr>
+      <w:r>
+        <w:rPr>
+          <w:lang w:val="en-US"/>
+        </w:rPr>
+        <w:t>4.3 Integration Process</w:t>
+      </w:r>
+    </w:p>
+    <w:p>
+      <w:pPr>
+        <w:rPr>
+          <w:lang w:val="en-US"/>
+        </w:rPr>
+      </w:pPr>
+    </w:p>
+    <w:p>
+      <w:pPr>
+        <w:rPr>
+          <w:lang w:val="en-US"/>
+        </w:rPr>
+      </w:pPr>
+      <w:r>
+        <w:rPr>
+          <w:lang w:val="en-US"/>
+        </w:rPr>
+        <w:t>The integration process was performed gradually. First, the camera, sensors, WiFi communication, and sleep mode were tested separately. After that, the modules were combined into one flow. The integrated prototype demonstrates the main required sequence: sensor trigger, controller wake up, image capture, communication with a local interface, and return to low power operation.</w:t>
+      </w:r>
+    </w:p>
     <w:p/>
     <w:p>
       <w:pPr>
-        <w:pStyle w:val="Heading1"/>
+        <w:pStyle w:val="1"/>
       </w:pPr>
       <w:bookmarkStart w:id="17" w:name="_Toc135313533"/>
       <w:r>
@@ -4738,7 +6460,7 @@
     <w:p/>
     <w:p>
       <w:pPr>
-        <w:pStyle w:val="Caption"/>
+        <w:pStyle w:val="af2"/>
         <w:keepNext/>
         <w:jc w:val="center"/>
       </w:pPr>
@@ -4771,7 +6493,7 @@
     </w:p>
     <w:tbl>
       <w:tblPr>
-        <w:tblStyle w:val="TableGrid"/>
+        <w:tblStyle w:val="a5"/>
         <w:tblW w:w="0" w:type="auto"/>
         <w:tblLook w:val="04A0" w:firstRow="1" w:lastRow="0" w:firstColumn="1" w:lastColumn="0" w:noHBand="0" w:noVBand="1"/>
       </w:tblPr>
@@ -4857,7 +6579,7 @@
           </w:tcPr>
           <w:p>
             <w:pPr>
-              <w:pStyle w:val="ListParagraph"/>
+              <w:pStyle w:val="af3"/>
               <w:numPr>
                 <w:ilvl w:val="0"/>
                 <w:numId w:val="36"/>
@@ -4933,7 +6655,7 @@
           </w:tcPr>
           <w:p>
             <w:pPr>
-              <w:pStyle w:val="ListParagraph"/>
+              <w:pStyle w:val="af3"/>
               <w:numPr>
                 <w:ilvl w:val="0"/>
                 <w:numId w:val="36"/>
@@ -5065,7 +6787,7 @@
     <w:p/>
     <w:p>
       <w:pPr>
-        <w:pStyle w:val="Heading1"/>
+        <w:pStyle w:val="1"/>
       </w:pPr>
       <w:bookmarkStart w:id="19" w:name="_Toc135313534"/>
       <w:r>
@@ -5081,7 +6803,7 @@
     </w:p>
     <w:p>
       <w:pPr>
-        <w:pStyle w:val="ListParagraph"/>
+        <w:pStyle w:val="af3"/>
         <w:numPr>
           <w:ilvl w:val="0"/>
           <w:numId w:val="37"/>
@@ -5093,7 +6815,7 @@
     </w:p>
     <w:p>
       <w:pPr>
-        <w:pStyle w:val="ListParagraph"/>
+        <w:pStyle w:val="af3"/>
         <w:numPr>
           <w:ilvl w:val="0"/>
           <w:numId w:val="37"/>
@@ -5105,7 +6827,7 @@
     </w:p>
     <w:p>
       <w:pPr>
-        <w:pStyle w:val="ListParagraph"/>
+        <w:pStyle w:val="af3"/>
         <w:numPr>
           <w:ilvl w:val="0"/>
           <w:numId w:val="37"/>
@@ -5125,7 +6847,7 @@
     </w:p>
     <w:p>
       <w:pPr>
-        <w:pStyle w:val="Heading1"/>
+        <w:pStyle w:val="1"/>
       </w:pPr>
       <w:bookmarkStart w:id="20" w:name="_Toc135313535"/>
       <w:r>
@@ -5141,7 +6863,7 @@
     </w:p>
     <w:p>
       <w:pPr>
-        <w:pStyle w:val="ListParagraph"/>
+        <w:pStyle w:val="af3"/>
         <w:numPr>
           <w:ilvl w:val="0"/>
           <w:numId w:val="38"/>
@@ -5153,7 +6875,7 @@
     </w:p>
     <w:p>
       <w:pPr>
-        <w:pStyle w:val="ListParagraph"/>
+        <w:pStyle w:val="af3"/>
         <w:numPr>
           <w:ilvl w:val="0"/>
           <w:numId w:val="38"/>
@@ -5165,7 +6887,7 @@
     </w:p>
     <w:p>
       <w:pPr>
-        <w:pStyle w:val="ListParagraph"/>
+        <w:pStyle w:val="af3"/>
         <w:numPr>
           <w:ilvl w:val="0"/>
           <w:numId w:val="38"/>
@@ -5177,7 +6899,7 @@
     </w:p>
     <w:p>
       <w:pPr>
-        <w:pStyle w:val="Heading1"/>
+        <w:pStyle w:val="1"/>
       </w:pPr>
       <w:bookmarkStart w:id="21" w:name="_Toc135313536"/>
       <w:r>
@@ -5203,7 +6925,7 @@
     </w:p>
     <w:p>
       <w:pPr>
-        <w:pStyle w:val="ListParagraph"/>
+        <w:pStyle w:val="af3"/>
         <w:numPr>
           <w:ilvl w:val="0"/>
           <w:numId w:val="10"/>
@@ -5237,7 +6959,7 @@
     </w:p>
     <w:p>
       <w:pPr>
-        <w:pStyle w:val="ListParagraph"/>
+        <w:pStyle w:val="af3"/>
         <w:numPr>
           <w:ilvl w:val="0"/>
           <w:numId w:val="10"/>
@@ -5257,7 +6979,7 @@
     </w:p>
     <w:p>
       <w:pPr>
-        <w:pStyle w:val="ListParagraph"/>
+        <w:pStyle w:val="af3"/>
         <w:numPr>
           <w:ilvl w:val="0"/>
           <w:numId w:val="10"/>
@@ -5266,7 +6988,7 @@
       <w:r>
         <w:t xml:space="preserve">“Spartan-3A DSP FPGA Family Data Sheet”, XILINX Product Specification DS610,   October 4, 2010. </w:t>
       </w:r>
-      <w:hyperlink r:id="rId17" w:history="1">
+      <w:hyperlink r:id="rId16" w:history="1">
         <w:r>
           <w:rPr>
             <w:rStyle w:val="Hyperlink"/>
@@ -5293,7 +7015,7 @@
     </w:p>
     <w:p>
       <w:pPr>
-        <w:pStyle w:val="ListParagraph"/>
+        <w:pStyle w:val="af3"/>
         <w:numPr>
           <w:ilvl w:val="0"/>
           <w:numId w:val="10"/>
@@ -5302,7 +7024,7 @@
       <w:r>
         <w:t xml:space="preserve">X.  Zhang, "Developing a CCStudio 2.0 DSP/BIOS Application for FLASH Booting on the TMS320C5402 DSK", TI Application Report SPRA661A, November 2000. </w:t>
       </w:r>
-      <w:hyperlink r:id="rId18" w:history="1">
+      <w:hyperlink r:id="rId17" w:history="1">
         <w:r>
           <w:rPr>
             <w:rStyle w:val="Hyperlink"/>
@@ -5334,7 +7056,7 @@
     </w:p>
     <w:p>
       <w:pPr>
-        <w:pStyle w:val="ListParagraph"/>
+        <w:pStyle w:val="af3"/>
         <w:numPr>
           <w:ilvl w:val="0"/>
           <w:numId w:val="10"/>
@@ -5346,7 +7068,7 @@
     </w:p>
     <w:p>
       <w:pPr>
-        <w:pStyle w:val="ListParagraph"/>
+        <w:pStyle w:val="af3"/>
         <w:numPr>
           <w:ilvl w:val="0"/>
           <w:numId w:val="10"/>
@@ -5368,7 +7090,7 @@
     </w:p>
     <w:p>
       <w:pPr>
-        <w:pStyle w:val="ListParagraph"/>
+        <w:pStyle w:val="af3"/>
         <w:numPr>
           <w:ilvl w:val="0"/>
           <w:numId w:val="10"/>
@@ -5377,7 +7099,7 @@
       <w:r>
         <w:t xml:space="preserve">"Dolby E Multichannel Coding for DTV Audio Production and Distribution", </w:t>
       </w:r>
-      <w:hyperlink r:id="rId19" w:history="1">
+      <w:hyperlink r:id="rId18" w:history="1">
         <w:r>
           <w:rPr>
             <w:rStyle w:val="Hyperlink"/>
@@ -5393,7 +7115,7 @@
     </w:p>
     <w:p>
       <w:pPr>
-        <w:pStyle w:val="ListParagraph"/>
+        <w:pStyle w:val="af3"/>
         <w:numPr>
           <w:ilvl w:val="0"/>
           <w:numId w:val="10"/>
@@ -5412,7 +7134,7 @@
         </w:rPr>
         <w:t xml:space="preserve">G. Welch and G. Bishop – "An Introduction to the Kalman Filter", </w:t>
       </w:r>
-      <w:hyperlink r:id="rId20" w:anchor="pgfId-11854" w:history="1"/>
+      <w:hyperlink r:id="rId19" w:anchor="pgfId-11854" w:history="1"/>
       <w:r>
         <w:rPr>
           <w:sz w:val="20"/>
@@ -5420,7 +7142,7 @@
         </w:rPr>
         <w:t xml:space="preserve"> </w:t>
       </w:r>
-      <w:hyperlink r:id="rId21" w:anchor="pgfId-11854" w:history="1">
+      <w:hyperlink r:id="rId20" w:anchor="pgfId-11854" w:history="1">
         <w:r>
           <w:rPr>
             <w:rStyle w:val="Hyperlink"/>
@@ -5440,7 +7162,7 @@
     </w:p>
     <w:p>
       <w:pPr>
-        <w:pStyle w:val="ListParagraph"/>
+        <w:pStyle w:val="af3"/>
         <w:numPr>
           <w:ilvl w:val="0"/>
           <w:numId w:val="10"/>
@@ -5459,7 +7181,7 @@
       <w:r>
         <w:t xml:space="preserve">,   </w:t>
       </w:r>
-      <w:hyperlink r:id="rId22" w:history="1">
+      <w:hyperlink r:id="rId21" w:history="1">
         <w:r>
           <w:rPr>
             <w:rStyle w:val="Hyperlink"/>
@@ -5517,6 +7239,8 @@
     <w:p>
       <w:pPr>
         <w:rPr>
+          <w:rFonts w:hint="cs"/>
+          <w:rtl/>
           <w:lang w:val="en-US"/>
         </w:rPr>
       </w:pPr>
@@ -5546,8 +7270,8 @@
       </w:pPr>
     </w:p>
     <w:sectPr>
-      <w:headerReference w:type="default" r:id="rId23"/>
-      <w:headerReference w:type="first" r:id="rId24"/>
+      <w:headerReference w:type="default" r:id="rId22"/>
+      <w:headerReference w:type="first" r:id="rId23"/>
       <w:pgSz w:w="11906" w:h="16838" w:code="9"/>
       <w:pgMar w:top="1440" w:right="1797" w:bottom="1440" w:left="1797" w:header="720" w:footer="720" w:gutter="0"/>
       <w:pgNumType w:start="0"/>
@@ -5566,11 +7290,11 @@
   <w:comment w:id="1" w:author="Sharvit, Amit" w:date="2026-06-11T11:22:00Z" w:initials="AS">
     <w:p>
       <w:pPr>
-        <w:pStyle w:val="CommentText"/>
-      </w:pPr>
-      <w:r>
-        <w:rPr>
-          <w:rStyle w:val="CommentReference"/>
+        <w:pStyle w:val="af8"/>
+      </w:pPr>
+      <w:r>
+        <w:rPr>
+          <w:rStyle w:val="af7"/>
         </w:rPr>
         <w:annotationRef/>
       </w:r>
@@ -5598,11 +7322,11 @@
   <w:comment w:id="2" w:author="Sharvit, Amit" w:date="2026-06-11T11:23:00Z" w:initials="AS">
     <w:p>
       <w:pPr>
-        <w:pStyle w:val="CommentText"/>
-      </w:pPr>
-      <w:r>
-        <w:rPr>
-          <w:rStyle w:val="CommentReference"/>
+        <w:pStyle w:val="af8"/>
+      </w:pPr>
+      <w:r>
+        <w:rPr>
+          <w:rStyle w:val="af7"/>
         </w:rPr>
         <w:annotationRef/>
       </w:r>
@@ -5643,11 +7367,11 @@
   <w:comment w:id="3" w:author="Sharvit, Amit" w:date="2026-06-11T11:40:00Z" w:initials="AS">
     <w:p>
       <w:pPr>
-        <w:pStyle w:val="CommentText"/>
-      </w:pPr>
-      <w:r>
-        <w:rPr>
-          <w:rStyle w:val="CommentReference"/>
+        <w:pStyle w:val="af8"/>
+      </w:pPr>
+      <w:r>
+        <w:rPr>
+          <w:rStyle w:val="af7"/>
         </w:rPr>
         <w:annotationRef/>
       </w:r>
@@ -5669,11 +7393,11 @@
   <w:comment w:id="4" w:author="Sharvit, Amit" w:date="2026-06-11T11:21:00Z" w:initials="AS">
     <w:p>
       <w:pPr>
-        <w:pStyle w:val="CommentText"/>
-      </w:pPr>
-      <w:r>
-        <w:rPr>
-          <w:rStyle w:val="CommentReference"/>
+        <w:pStyle w:val="af8"/>
+      </w:pPr>
+      <w:r>
+        <w:rPr>
+          <w:rStyle w:val="af7"/>
         </w:rPr>
         <w:annotationRef/>
       </w:r>
@@ -5785,29 +7509,30 @@
   <w:footnote w:id="1">
     <w:p>
       <w:pPr>
-        <w:pStyle w:val="FootnoteText"/>
-      </w:pPr>
-      <w:r>
-        <w:rPr>
-          <w:rStyle w:val="FootnoteReference"/>
+        <w:pStyle w:val="a3"/>
+        <w:rPr>
+          <w:highlight w:val="yellow"/>
+        </w:rPr>
+      </w:pPr>
+      <w:r>
+        <w:rPr>
+          <w:rStyle w:val="a4"/>
+          <w:highlight w:val="yellow"/>
         </w:rPr>
         <w:footnoteRef/>
       </w:r>
       <w:r>
-        <w:t xml:space="preserve"> A</w:t>
-      </w:r>
-      <w:r>
-        <w:t xml:space="preserve"> single page length at most</w:t>
-      </w:r>
-      <w:r>
-        <w:t>.</w:t>
+        <w:rPr>
+          <w:highlight w:val="yellow"/>
+        </w:rPr>
+        <w:t xml:space="preserve"> A single page length at most.</w:t>
       </w:r>
     </w:p>
   </w:footnote>
   <w:footnote w:id="2">
     <w:p>
       <w:pPr>
-        <w:pStyle w:val="HTMLPreformatted"/>
+        <w:pStyle w:val="HTML"/>
         <w:spacing w:line="360" w:lineRule="auto"/>
         <w:rPr>
           <w:rFonts w:asciiTheme="minorBidi" w:hAnsiTheme="minorBidi" w:cstheme="minorBidi"/>
@@ -5818,30 +7543,35 @@
       </w:pPr>
       <w:r>
         <w:rPr>
-          <w:rStyle w:val="FootnoteReference"/>
+          <w:rStyle w:val="a4"/>
+          <w:highlight w:val="yellow"/>
         </w:rPr>
         <w:footnoteRef/>
       </w:r>
       <w:r>
+        <w:rPr>
+          <w:highlight w:val="yellow"/>
+        </w:rPr>
         <w:t xml:space="preserve"> </w:t>
       </w:r>
       <w:r>
         <w:rPr>
           <w:rFonts w:asciiTheme="minorBidi" w:hAnsiTheme="minorBidi" w:cstheme="minorBidi"/>
+          <w:highlight w:val="yellow"/>
         </w:rPr>
         <w:t>The abstract should allow a person who does not read all chapters of the project book to have a complete picture of the nature of the work.</w:t>
       </w:r>
     </w:p>
     <w:p>
       <w:pPr>
-        <w:pStyle w:val="FootnoteText"/>
+        <w:pStyle w:val="a3"/>
       </w:pPr>
     </w:p>
   </w:footnote>
   <w:footnote w:id="3">
     <w:p>
       <w:pPr>
-        <w:pStyle w:val="HTMLPreformatted"/>
+        <w:pStyle w:val="HTML"/>
         <w:spacing w:line="360" w:lineRule="auto"/>
         <w:rPr>
           <w:rFonts w:asciiTheme="minorBidi" w:hAnsiTheme="minorBidi" w:cstheme="minorBidi"/>
@@ -5852,7 +7582,7 @@
       </w:pPr>
       <w:r>
         <w:rPr>
-          <w:rStyle w:val="FootnoteReference"/>
+          <w:rStyle w:val="a4"/>
           <w:rFonts w:asciiTheme="minorBidi" w:hAnsiTheme="minorBidi" w:cstheme="minorBidi"/>
         </w:rPr>
         <w:footnoteRef/>
@@ -5866,18 +7596,18 @@
     </w:p>
     <w:p>
       <w:pPr>
-        <w:pStyle w:val="FootnoteText"/>
+        <w:pStyle w:val="a3"/>
       </w:pPr>
     </w:p>
   </w:footnote>
   <w:footnote w:id="4">
     <w:p>
       <w:pPr>
-        <w:pStyle w:val="FootnoteText"/>
-      </w:pPr>
-      <w:r>
-        <w:rPr>
-          <w:rStyle w:val="FootnoteReference"/>
+        <w:pStyle w:val="a3"/>
+      </w:pPr>
+      <w:r>
+        <w:rPr>
+          <w:rStyle w:val="a4"/>
         </w:rPr>
         <w:footnoteRef/>
       </w:r>
@@ -5889,11 +7619,11 @@
   <w:footnote w:id="5">
     <w:p>
       <w:pPr>
-        <w:pStyle w:val="FootnoteText"/>
-      </w:pPr>
-      <w:r>
-        <w:rPr>
-          <w:rStyle w:val="FootnoteReference"/>
+        <w:pStyle w:val="a3"/>
+      </w:pPr>
+      <w:r>
+        <w:rPr>
+          <w:rStyle w:val="a4"/>
         </w:rPr>
         <w:footnoteRef/>
       </w:r>
@@ -5909,7 +7639,7 @@
 <w:hdr xmlns:wpc="http://schemas.microsoft.com/office/word/2010/wordprocessingCanvas" xmlns:cx="http://schemas.microsoft.com/office/drawing/2014/chartex" xmlns:cx1="http://schemas.microsoft.com/office/drawing/2015/9/8/chartex" xmlns:cx2="http://schemas.microsoft.com/office/drawing/2015/10/21/chartex" xmlns:cx3="http://schemas.microsoft.com/office/drawing/2016/5/9/chartex" xmlns:cx4="http://schemas.microsoft.com/office/drawing/2016/5/10/chartex" xmlns:cx5="http://schemas.microsoft.com/office/drawing/2016/5/11/chartex" xmlns:cx6="http://schemas.microsoft.com/office/drawing/2016/5/12/chartex" xmlns:cx7="http://schemas.microsoft.com/office/drawing/2016/5/13/chartex" xmlns:cx8="http://schemas.microsoft.com/office/drawing/2016/5/14/chartex" xmlns:mc="http://schemas.openxmlformats.org/markup-compatibility/2006" xmlns:aink="http://schemas.microsoft.com/office/drawing/2016/ink" xmlns:am3d="http://schemas.microsoft.com/office/drawing/2017/model3d" xmlns:o="urn:schemas-microsoft-com:office:office" xmlns:oel="http://schemas.microsoft.com/office/2019/extlst" xmlns:r="http://schemas.openxmlformats.org/officeDocument/2006/relationships" xmlns:m="http://schemas.openxmlformats.org/officeDocument/2006/math" xmlns:v="urn:schemas-microsoft-com:vml" xmlns:wp14="http://schemas.microsoft.com/office/word/2010/wordprocessingDrawing" xmlns:wp="http://schemas.openxmlformats.org/drawingml/2006/wordprocessingDrawing" xmlns:w10="urn:schemas-microsoft-com:office:word" xmlns:w="http://schemas.openxmlformats.org/wordprocessingml/2006/main" xmlns:w14="http://schemas.microsoft.com/office/word/2010/wordml" xmlns:w15="http://schemas.microsoft.com/office/word/2012/wordml" xmlns:w16cex="http://schemas.microsoft.com/office/word/2018/wordml/cex" xmlns:w16cid="http://schemas.microsoft.com/office/word/2016/wordml/cid" xmlns:w16="http://schemas.microsoft.com/office/word/2018/wordml" xmlns:w16du="http://schemas.microsoft.com/office/word/2023/wordml/word16du" xmlns:w16sdtdh="http://schemas.microsoft.com/office/word/2020/wordml/sdtdatahash" xmlns:w16sdtfl="http://schemas.microsoft.com/office/word/2024/wordml/sdtformatlock" xmlns:w16se="http://schemas.microsoft.com/office/word/2015/wordml/symex" xmlns:wpg="http://schemas.microsoft.com/office/word/2010/wordprocessingGroup" xmlns:wpi="http://schemas.microsoft.com/office/word/2010/wordprocessingInk" xmlns:wne="http://schemas.microsoft.com/office/word/2006/wordml" xmlns:wps="http://schemas.microsoft.com/office/word/2010/wordprocessingShape" mc:Ignorable="w14 w15 w16se w16cid w16 w16cex w16sdtdh w16sdtfl w16du wp14">
   <w:p>
     <w:pPr>
-      <w:pStyle w:val="Header"/>
+      <w:pStyle w:val="a8"/>
       <w:rPr>
         <w:b/>
         <w:bCs/>
@@ -5946,7 +7676,7 @@
   </w:p>
   <w:p>
     <w:pPr>
-      <w:pStyle w:val="Header"/>
+      <w:pStyle w:val="a8"/>
     </w:pPr>
   </w:p>
 </w:hdr>
@@ -5956,7 +7686,7 @@
 <w:hdr xmlns:wpc="http://schemas.microsoft.com/office/word/2010/wordprocessingCanvas" xmlns:cx="http://schemas.microsoft.com/office/drawing/2014/chartex" xmlns:cx1="http://schemas.microsoft.com/office/drawing/2015/9/8/chartex" xmlns:cx2="http://schemas.microsoft.com/office/drawing/2015/10/21/chartex" xmlns:cx3="http://schemas.microsoft.com/office/drawing/2016/5/9/chartex" xmlns:cx4="http://schemas.microsoft.com/office/drawing/2016/5/10/chartex" xmlns:cx5="http://schemas.microsoft.com/office/drawing/2016/5/11/chartex" xmlns:cx6="http://schemas.microsoft.com/office/drawing/2016/5/12/chartex" xmlns:cx7="http://schemas.microsoft.com/office/drawing/2016/5/13/chartex" xmlns:cx8="http://schemas.microsoft.com/office/drawing/2016/5/14/chartex" xmlns:mc="http://schemas.openxmlformats.org/markup-compatibility/2006" xmlns:aink="http://schemas.microsoft.com/office/drawing/2016/ink" xmlns:am3d="http://schemas.microsoft.com/office/drawing/2017/model3d" xmlns:o="urn:schemas-microsoft-com:office:office" xmlns:oel="http://schemas.microsoft.com/office/2019/extlst" xmlns:r="http://schemas.openxmlformats.org/officeDocument/2006/relationships" xmlns:m="http://schemas.openxmlformats.org/officeDocument/2006/math" xmlns:v="urn:schemas-microsoft-com:vml" xmlns:wp14="http://schemas.microsoft.com/office/word/2010/wordprocessingDrawing" xmlns:wp="http://schemas.openxmlformats.org/drawingml/2006/wordprocessingDrawing" xmlns:w10="urn:schemas-microsoft-com:office:word" xmlns:w="http://schemas.openxmlformats.org/wordprocessingml/2006/main" xmlns:w14="http://schemas.microsoft.com/office/word/2010/wordml" xmlns:w15="http://schemas.microsoft.com/office/word/2012/wordml" xmlns:w16cex="http://schemas.microsoft.com/office/word/2018/wordml/cex" xmlns:w16cid="http://schemas.microsoft.com/office/word/2016/wordml/cid" xmlns:w16="http://schemas.microsoft.com/office/word/2018/wordml" xmlns:w16du="http://schemas.microsoft.com/office/word/2023/wordml/word16du" xmlns:w16sdtdh="http://schemas.microsoft.com/office/word/2020/wordml/sdtdatahash" xmlns:w16sdtfl="http://schemas.microsoft.com/office/word/2024/wordml/sdtformatlock" xmlns:w16se="http://schemas.microsoft.com/office/word/2015/wordml/symex" xmlns:wpg="http://schemas.microsoft.com/office/word/2010/wordprocessingGroup" xmlns:wpi="http://schemas.microsoft.com/office/word/2010/wordprocessingInk" xmlns:wne="http://schemas.microsoft.com/office/word/2006/wordml" xmlns:wps="http://schemas.microsoft.com/office/word/2010/wordprocessingShape" mc:Ignorable="w14 w15 w16se w16cid w16 w16cex w16sdtdh w16sdtfl w16du wp14">
   <w:tbl>
     <w:tblPr>
-      <w:tblStyle w:val="TableGrid"/>
+      <w:tblStyle w:val="a5"/>
       <w:tblW w:w="0" w:type="auto"/>
       <w:tblBorders>
         <w:top w:val="none" w:sz="0" w:space="0" w:color="auto"/>
@@ -5978,7 +7708,7 @@
         </w:tcPr>
         <w:p>
           <w:pPr>
-            <w:pStyle w:val="Header"/>
+            <w:pStyle w:val="a8"/>
             <w:jc w:val="center"/>
           </w:pPr>
         </w:p>
@@ -5987,7 +7717,7 @@
   </w:tbl>
   <w:p>
     <w:pPr>
-      <w:pStyle w:val="Header"/>
+      <w:pStyle w:val="a8"/>
     </w:pPr>
   </w:p>
 </w:hdr>
@@ -9086,7 +10816,7 @@
     <w:lvl w:ilvl="0">
       <w:start w:val="1"/>
       <w:numFmt w:val="decimal"/>
-      <w:pStyle w:val="Heading1"/>
+      <w:pStyle w:val="1"/>
       <w:lvlText w:val="%1"/>
       <w:lvlJc w:val="left"/>
       <w:pPr>
@@ -9096,7 +10826,7 @@
     <w:lvl w:ilvl="1">
       <w:start w:val="1"/>
       <w:numFmt w:val="decimal"/>
-      <w:pStyle w:val="Heading2"/>
+      <w:pStyle w:val="2"/>
       <w:lvlText w:val="%1.%2"/>
       <w:lvlJc w:val="left"/>
       <w:pPr>
@@ -9106,7 +10836,7 @@
     <w:lvl w:ilvl="2">
       <w:start w:val="1"/>
       <w:numFmt w:val="decimal"/>
-      <w:pStyle w:val="Heading3"/>
+      <w:pStyle w:val="3"/>
       <w:lvlText w:val="%1.%2.%3"/>
       <w:lvlJc w:val="left"/>
       <w:pPr>
@@ -9116,7 +10846,7 @@
     <w:lvl w:ilvl="3">
       <w:start w:val="1"/>
       <w:numFmt w:val="decimal"/>
-      <w:pStyle w:val="Heading4"/>
+      <w:pStyle w:val="4"/>
       <w:lvlText w:val="%1.%2.%3.%4"/>
       <w:lvlJc w:val="left"/>
       <w:pPr>
@@ -9126,7 +10856,7 @@
     <w:lvl w:ilvl="4">
       <w:start w:val="1"/>
       <w:numFmt w:val="decimal"/>
-      <w:pStyle w:val="Heading5"/>
+      <w:pStyle w:val="5"/>
       <w:lvlText w:val="%1.%2.%3.%4.%5"/>
       <w:lvlJc w:val="left"/>
       <w:pPr>
@@ -9136,7 +10866,7 @@
     <w:lvl w:ilvl="5">
       <w:start w:val="1"/>
       <w:numFmt w:val="decimal"/>
-      <w:pStyle w:val="Heading6"/>
+      <w:pStyle w:val="6"/>
       <w:lvlText w:val="%1.%2.%3.%4.%5.%6"/>
       <w:lvlJc w:val="left"/>
       <w:pPr>
@@ -9146,7 +10876,7 @@
     <w:lvl w:ilvl="6">
       <w:start w:val="1"/>
       <w:numFmt w:val="decimal"/>
-      <w:pStyle w:val="Heading7"/>
+      <w:pStyle w:val="7"/>
       <w:lvlText w:val="%1.%2.%3.%4.%5.%6.%7"/>
       <w:lvlJc w:val="left"/>
       <w:pPr>
@@ -9156,7 +10886,7 @@
     <w:lvl w:ilvl="7">
       <w:start w:val="1"/>
       <w:numFmt w:val="decimal"/>
-      <w:pStyle w:val="Heading8"/>
+      <w:pStyle w:val="8"/>
       <w:lvlText w:val="%1.%2.%3.%4.%5.%6.%7.%8"/>
       <w:lvlJc w:val="left"/>
       <w:pPr>
@@ -9166,7 +10896,7 @@
     <w:lvl w:ilvl="8">
       <w:start w:val="1"/>
       <w:numFmt w:val="decimal"/>
-      <w:pStyle w:val="Heading9"/>
+      <w:pStyle w:val="9"/>
       <w:lvlText w:val="%1.%2.%3.%4.%5.%6.%7.%8.%9"/>
       <w:lvlJc w:val="left"/>
       <w:pPr>
@@ -10357,7 +12087,7 @@
     <w:lsdException w:name="Unresolved Mention" w:semiHidden="1" w:unhideWhenUsed="1"/>
     <w:lsdException w:name="Smart Link" w:semiHidden="1" w:unhideWhenUsed="1"/>
   </w:latentStyles>
-  <w:style w:type="paragraph" w:default="1" w:styleId="Normal">
+  <w:style w:type="paragraph" w:default="1" w:styleId="a">
     <w:name w:val="Normal"/>
     <w:qFormat/>
     <w:rsid w:val="00661501"/>
@@ -10371,10 +12101,10 @@
       <w:lang w:val="en"/>
     </w:rPr>
   </w:style>
-  <w:style w:type="paragraph" w:styleId="Heading1">
+  <w:style w:type="paragraph" w:styleId="1">
     <w:name w:val="heading 1"/>
-    <w:basedOn w:val="Normal"/>
-    <w:next w:val="Normal"/>
+    <w:basedOn w:val="a"/>
+    <w:next w:val="a"/>
     <w:autoRedefine/>
     <w:qFormat/>
     <w:rsid w:val="00661501"/>
@@ -10396,10 +12126,10 @@
       <w:szCs w:val="28"/>
     </w:rPr>
   </w:style>
-  <w:style w:type="paragraph" w:styleId="Heading2">
+  <w:style w:type="paragraph" w:styleId="2">
     <w:name w:val="heading 2"/>
-    <w:basedOn w:val="Normal"/>
-    <w:next w:val="Normal"/>
+    <w:basedOn w:val="a"/>
+    <w:next w:val="a"/>
     <w:autoRedefine/>
     <w:qFormat/>
     <w:rsid w:val="00661501"/>
@@ -10418,10 +12148,10 @@
       <w:bCs/>
     </w:rPr>
   </w:style>
-  <w:style w:type="paragraph" w:styleId="Heading3">
+  <w:style w:type="paragraph" w:styleId="3">
     <w:name w:val="heading 3"/>
-    <w:basedOn w:val="Heading2"/>
-    <w:next w:val="Normal"/>
+    <w:basedOn w:val="2"/>
+    <w:next w:val="a"/>
     <w:autoRedefine/>
     <w:qFormat/>
     <w:rsid w:val="009E417B"/>
@@ -10437,10 +12167,10 @@
       <w:szCs w:val="22"/>
     </w:rPr>
   </w:style>
-  <w:style w:type="paragraph" w:styleId="Heading4">
+  <w:style w:type="paragraph" w:styleId="4">
     <w:name w:val="heading 4"/>
-    <w:basedOn w:val="Normal"/>
-    <w:next w:val="Normal"/>
+    <w:basedOn w:val="a"/>
+    <w:next w:val="a"/>
     <w:qFormat/>
     <w:rsid w:val="00956D94"/>
     <w:pPr>
@@ -10459,10 +12189,10 @@
       <w:szCs w:val="28"/>
     </w:rPr>
   </w:style>
-  <w:style w:type="paragraph" w:styleId="Heading5">
+  <w:style w:type="paragraph" w:styleId="5">
     <w:name w:val="heading 5"/>
-    <w:basedOn w:val="Normal"/>
-    <w:next w:val="Normal"/>
+    <w:basedOn w:val="a"/>
+    <w:next w:val="a"/>
     <w:qFormat/>
     <w:rsid w:val="00956D94"/>
     <w:pPr>
@@ -10482,10 +12212,10 @@
       <w:szCs w:val="26"/>
     </w:rPr>
   </w:style>
-  <w:style w:type="paragraph" w:styleId="Heading6">
+  <w:style w:type="paragraph" w:styleId="6">
     <w:name w:val="heading 6"/>
-    <w:basedOn w:val="Normal"/>
-    <w:next w:val="Normal"/>
+    <w:basedOn w:val="a"/>
+    <w:next w:val="a"/>
     <w:qFormat/>
     <w:rsid w:val="00956D94"/>
     <w:pPr>
@@ -10503,10 +12233,10 @@
       <w:szCs w:val="22"/>
     </w:rPr>
   </w:style>
-  <w:style w:type="paragraph" w:styleId="Heading7">
+  <w:style w:type="paragraph" w:styleId="7">
     <w:name w:val="heading 7"/>
-    <w:basedOn w:val="Normal"/>
-    <w:next w:val="Normal"/>
+    <w:basedOn w:val="a"/>
+    <w:next w:val="a"/>
     <w:qFormat/>
     <w:rsid w:val="00956D94"/>
     <w:pPr>
@@ -10518,10 +12248,10 @@
       <w:outlineLvl w:val="6"/>
     </w:pPr>
   </w:style>
-  <w:style w:type="paragraph" w:styleId="Heading8">
+  <w:style w:type="paragraph" w:styleId="8">
     <w:name w:val="heading 8"/>
-    <w:basedOn w:val="Normal"/>
-    <w:next w:val="Normal"/>
+    <w:basedOn w:val="a"/>
+    <w:next w:val="a"/>
     <w:qFormat/>
     <w:rsid w:val="00956D94"/>
     <w:pPr>
@@ -10537,10 +12267,10 @@
       <w:iCs/>
     </w:rPr>
   </w:style>
-  <w:style w:type="paragraph" w:styleId="Heading9">
+  <w:style w:type="paragraph" w:styleId="9">
     <w:name w:val="heading 9"/>
-    <w:basedOn w:val="Normal"/>
-    <w:next w:val="Normal"/>
+    <w:basedOn w:val="a"/>
+    <w:next w:val="a"/>
     <w:qFormat/>
     <w:rsid w:val="00956D94"/>
     <w:pPr>
@@ -10557,13 +12287,12 @@
       <w:szCs w:val="22"/>
     </w:rPr>
   </w:style>
-  <w:style w:type="character" w:default="1" w:styleId="DefaultParagraphFont">
+  <w:style w:type="character" w:default="1" w:styleId="a0">
     <w:name w:val="Default Paragraph Font"/>
     <w:uiPriority w:val="1"/>
-    <w:semiHidden/>
     <w:unhideWhenUsed/>
   </w:style>
-  <w:style w:type="table" w:default="1" w:styleId="TableNormal">
+  <w:style w:type="table" w:default="1" w:styleId="a1">
     <w:name w:val="Normal Table"/>
     <w:uiPriority w:val="99"/>
     <w:semiHidden/>
@@ -10578,7 +12307,7 @@
       </w:tblCellMar>
     </w:tblPr>
   </w:style>
-  <w:style w:type="numbering" w:default="1" w:styleId="NoList">
+  <w:style w:type="numbering" w:default="1" w:styleId="a2">
     <w:name w:val="No List"/>
     <w:uiPriority w:val="99"/>
     <w:semiHidden/>
@@ -10586,7 +12315,7 @@
   </w:style>
   <w:style w:type="paragraph" w:customStyle="1" w:styleId="StyleHeading3">
     <w:name w:val="Style Heading 3 +"/>
-    <w:basedOn w:val="Heading3"/>
+    <w:basedOn w:val="3"/>
     <w:autoRedefine/>
     <w:rsid w:val="000D1B43"/>
     <w:pPr>
@@ -10597,7 +12326,7 @@
   </w:style>
   <w:style w:type="paragraph" w:customStyle="1" w:styleId="references">
     <w:name w:val="references"/>
-    <w:basedOn w:val="Normal"/>
+    <w:basedOn w:val="a"/>
     <w:autoRedefine/>
     <w:rsid w:val="000D1B43"/>
     <w:pPr>
@@ -10612,13 +12341,13 @@
   </w:style>
   <w:style w:type="paragraph" w:customStyle="1" w:styleId="StyleHeading31">
     <w:name w:val="Style Heading 3 +1"/>
-    <w:basedOn w:val="Heading3"/>
+    <w:basedOn w:val="3"/>
     <w:autoRedefine/>
     <w:rsid w:val="00956D94"/>
   </w:style>
-  <w:style w:type="paragraph" w:styleId="FootnoteText">
+  <w:style w:type="paragraph" w:styleId="a3">
     <w:name w:val="footnote text"/>
-    <w:basedOn w:val="Normal"/>
+    <w:basedOn w:val="a"/>
     <w:semiHidden/>
     <w:rsid w:val="005F14BB"/>
     <w:rPr>
@@ -10626,7 +12355,7 @@
       <w:szCs w:val="20"/>
     </w:rPr>
   </w:style>
-  <w:style w:type="character" w:styleId="FootnoteReference">
+  <w:style w:type="character" w:styleId="a4">
     <w:name w:val="footnote reference"/>
     <w:semiHidden/>
     <w:rsid w:val="005F14BB"/>
@@ -10634,9 +12363,9 @@
       <w:vertAlign w:val="superscript"/>
     </w:rPr>
   </w:style>
-  <w:style w:type="table" w:styleId="TableGrid">
+  <w:style w:type="table" w:styleId="a5">
     <w:name w:val="Table Grid"/>
-    <w:basedOn w:val="TableNormal"/>
+    <w:basedOn w:val="a1"/>
     <w:rsid w:val="00081C5E"/>
     <w:pPr>
       <w:bidi/>
@@ -10654,7 +12383,8 @@
   </w:style>
   <w:style w:type="paragraph" w:styleId="NormalWeb">
     <w:name w:val="Normal (Web)"/>
-    <w:basedOn w:val="Normal"/>
+    <w:basedOn w:val="a"/>
+    <w:uiPriority w:val="99"/>
     <w:rsid w:val="00081C5E"/>
     <w:pPr>
       <w:spacing w:before="100" w:beforeAutospacing="1" w:after="100" w:afterAutospacing="1"/>
@@ -10663,10 +12393,10 @@
       <w:color w:val="333399"/>
     </w:rPr>
   </w:style>
-  <w:style w:type="paragraph" w:styleId="TableofFigures">
+  <w:style w:type="paragraph" w:styleId="a6">
     <w:name w:val="table of figures"/>
-    <w:basedOn w:val="Normal"/>
-    <w:next w:val="Normal"/>
+    <w:basedOn w:val="a"/>
+    <w:next w:val="a"/>
     <w:uiPriority w:val="99"/>
     <w:rsid w:val="00081C5E"/>
     <w:pPr>
@@ -10676,9 +12406,9 @@
       <w:lang w:eastAsia="he-IL"/>
     </w:rPr>
   </w:style>
-  <w:style w:type="paragraph" w:styleId="Title">
+  <w:style w:type="paragraph" w:styleId="a7">
     <w:name w:val="Title"/>
-    <w:basedOn w:val="Normal"/>
+    <w:basedOn w:val="a"/>
     <w:qFormat/>
     <w:rsid w:val="00B3320B"/>
     <w:pPr>
@@ -10695,10 +12425,10 @@
       <w:szCs w:val="32"/>
     </w:rPr>
   </w:style>
-  <w:style w:type="paragraph" w:styleId="Header">
+  <w:style w:type="paragraph" w:styleId="a8">
     <w:name w:val="header"/>
-    <w:basedOn w:val="Normal"/>
-    <w:link w:val="HeaderChar"/>
+    <w:basedOn w:val="a"/>
+    <w:link w:val="a9"/>
     <w:uiPriority w:val="99"/>
     <w:rsid w:val="00CF070F"/>
     <w:pPr>
@@ -10708,10 +12438,10 @@
       </w:tabs>
     </w:pPr>
   </w:style>
-  <w:style w:type="paragraph" w:styleId="Footer">
+  <w:style w:type="paragraph" w:styleId="aa">
     <w:name w:val="footer"/>
-    <w:basedOn w:val="Normal"/>
-    <w:link w:val="FooterChar"/>
+    <w:basedOn w:val="a"/>
+    <w:link w:val="ab"/>
     <w:uiPriority w:val="99"/>
     <w:rsid w:val="00CF070F"/>
     <w:pPr>
@@ -10732,7 +12462,7 @@
   </w:style>
   <w:style w:type="paragraph" w:customStyle="1" w:styleId="title-2">
     <w:name w:val="title-2"/>
-    <w:basedOn w:val="Normal"/>
+    <w:basedOn w:val="a"/>
     <w:rsid w:val="00FE51E0"/>
     <w:pPr>
       <w:spacing w:before="40"/>
@@ -10747,10 +12477,10 @@
       <w:color w:val="000000"/>
     </w:rPr>
   </w:style>
-  <w:style w:type="paragraph" w:styleId="BalloonText">
+  <w:style w:type="paragraph" w:styleId="ac">
     <w:name w:val="Balloon Text"/>
-    <w:basedOn w:val="Normal"/>
-    <w:link w:val="BalloonTextChar"/>
+    <w:basedOn w:val="a"/>
+    <w:link w:val="ad"/>
     <w:uiPriority w:val="99"/>
     <w:semiHidden/>
     <w:unhideWhenUsed/>
@@ -10761,9 +12491,9 @@
       <w:szCs w:val="16"/>
     </w:rPr>
   </w:style>
-  <w:style w:type="character" w:customStyle="1" w:styleId="BalloonTextChar">
-    <w:name w:val="Balloon Text Char"/>
-    <w:link w:val="BalloonText"/>
+  <w:style w:type="character" w:customStyle="1" w:styleId="ad">
+    <w:name w:val="טקסט בלונים תו"/>
+    <w:link w:val="ac"/>
     <w:uiPriority w:val="99"/>
     <w:semiHidden/>
     <w:rsid w:val="00F260E8"/>
@@ -10774,10 +12504,10 @@
       <w:lang w:val="en-US" w:eastAsia="en-US"/>
     </w:rPr>
   </w:style>
-  <w:style w:type="paragraph" w:styleId="TOCHeading">
+  <w:style w:type="paragraph" w:styleId="ae">
     <w:name w:val="TOC Heading"/>
-    <w:basedOn w:val="Heading1"/>
-    <w:next w:val="Normal"/>
+    <w:basedOn w:val="1"/>
+    <w:next w:val="a"/>
     <w:uiPriority w:val="39"/>
     <w:unhideWhenUsed/>
     <w:qFormat/>
@@ -10799,8 +12529,8 @@
   </w:style>
   <w:style w:type="paragraph" w:styleId="TOC2">
     <w:name w:val="toc 2"/>
-    <w:basedOn w:val="Normal"/>
-    <w:next w:val="Normal"/>
+    <w:basedOn w:val="a"/>
+    <w:next w:val="a"/>
     <w:autoRedefine/>
     <w:uiPriority w:val="39"/>
     <w:unhideWhenUsed/>
@@ -10824,8 +12554,8 @@
   </w:style>
   <w:style w:type="paragraph" w:styleId="TOC1">
     <w:name w:val="toc 1"/>
-    <w:basedOn w:val="Normal"/>
-    <w:next w:val="Normal"/>
+    <w:basedOn w:val="a"/>
+    <w:next w:val="a"/>
     <w:autoRedefine/>
     <w:uiPriority w:val="39"/>
     <w:unhideWhenUsed/>
@@ -10849,8 +12579,8 @@
   </w:style>
   <w:style w:type="paragraph" w:styleId="TOC3">
     <w:name w:val="toc 3"/>
-    <w:basedOn w:val="Normal"/>
-    <w:next w:val="Normal"/>
+    <w:basedOn w:val="a"/>
+    <w:next w:val="a"/>
     <w:autoRedefine/>
     <w:uiPriority w:val="39"/>
     <w:unhideWhenUsed/>
@@ -10867,10 +12597,10 @@
       <w:lang w:bidi="ar-SA"/>
     </w:rPr>
   </w:style>
-  <w:style w:type="paragraph" w:styleId="EndnoteText">
+  <w:style w:type="paragraph" w:styleId="af">
     <w:name w:val="endnote text"/>
-    <w:basedOn w:val="Normal"/>
-    <w:link w:val="EndnoteTextChar"/>
+    <w:basedOn w:val="a"/>
+    <w:link w:val="af0"/>
     <w:uiPriority w:val="99"/>
     <w:semiHidden/>
     <w:unhideWhenUsed/>
@@ -10880,9 +12610,9 @@
       <w:szCs w:val="20"/>
     </w:rPr>
   </w:style>
-  <w:style w:type="character" w:customStyle="1" w:styleId="EndnoteTextChar">
-    <w:name w:val="Endnote Text Char"/>
-    <w:link w:val="EndnoteText"/>
+  <w:style w:type="character" w:customStyle="1" w:styleId="af0">
+    <w:name w:val="טקסט הערת סיום תו"/>
+    <w:link w:val="af"/>
     <w:uiPriority w:val="99"/>
     <w:semiHidden/>
     <w:rsid w:val="00FA6CEC"/>
@@ -10890,7 +12620,7 @@
       <w:lang w:val="en-US" w:eastAsia="en-US"/>
     </w:rPr>
   </w:style>
-  <w:style w:type="character" w:styleId="EndnoteReference">
+  <w:style w:type="character" w:styleId="af1">
     <w:name w:val="endnote reference"/>
     <w:uiPriority w:val="99"/>
     <w:semiHidden/>
@@ -10902,8 +12632,8 @@
   </w:style>
   <w:style w:type="paragraph" w:customStyle="1" w:styleId="Appendix">
     <w:name w:val="Appendix"/>
-    <w:basedOn w:val="Normal"/>
-    <w:next w:val="Normal"/>
+    <w:basedOn w:val="a"/>
+    <w:next w:val="a"/>
     <w:qFormat/>
     <w:rsid w:val="00C30C40"/>
     <w:pPr>
@@ -10924,7 +12654,7 @@
   <w:style w:type="paragraph" w:customStyle="1" w:styleId="Appendix2">
     <w:name w:val="Appendix 2"/>
     <w:basedOn w:val="Appendix"/>
-    <w:next w:val="Normal"/>
+    <w:next w:val="a"/>
     <w:qFormat/>
     <w:rsid w:val="00C30C40"/>
     <w:pPr>
@@ -10934,10 +12664,10 @@
       <w:lang w:val="en-US"/>
     </w:rPr>
   </w:style>
-  <w:style w:type="paragraph" w:styleId="Caption">
+  <w:style w:type="paragraph" w:styleId="af2">
     <w:name w:val="caption"/>
-    <w:basedOn w:val="Normal"/>
-    <w:next w:val="Normal"/>
+    <w:basedOn w:val="a"/>
+    <w:next w:val="a"/>
     <w:uiPriority w:val="35"/>
     <w:unhideWhenUsed/>
     <w:qFormat/>
@@ -10949,9 +12679,9 @@
       <w:szCs w:val="20"/>
     </w:rPr>
   </w:style>
-  <w:style w:type="character" w:customStyle="1" w:styleId="FooterChar">
-    <w:name w:val="Footer Char"/>
-    <w:link w:val="Footer"/>
+  <w:style w:type="character" w:customStyle="1" w:styleId="ab">
+    <w:name w:val="כותרת תחתונה תו"/>
+    <w:link w:val="aa"/>
     <w:uiPriority w:val="99"/>
     <w:rsid w:val="0022533C"/>
     <w:rPr>
@@ -10959,9 +12689,9 @@
       <w:szCs w:val="24"/>
     </w:rPr>
   </w:style>
-  <w:style w:type="paragraph" w:styleId="ListParagraph">
+  <w:style w:type="paragraph" w:styleId="af3">
     <w:name w:val="List Paragraph"/>
-    <w:basedOn w:val="Normal"/>
+    <w:basedOn w:val="a"/>
     <w:uiPriority w:val="34"/>
     <w:qFormat/>
     <w:rsid w:val="002D3AF7"/>
@@ -10989,9 +12719,9 @@
       <w:shd w:val="clear" w:color="auto" w:fill="E6E6E6"/>
     </w:rPr>
   </w:style>
-  <w:style w:type="character" w:customStyle="1" w:styleId="HeaderChar">
-    <w:name w:val="Header Char"/>
-    <w:link w:val="Header"/>
+  <w:style w:type="character" w:customStyle="1" w:styleId="a9">
+    <w:name w:val="כותרת עליונה תו"/>
+    <w:link w:val="a8"/>
     <w:uiPriority w:val="99"/>
     <w:rsid w:val="007B0B1D"/>
     <w:rPr>
@@ -10999,10 +12729,10 @@
       <w:szCs w:val="24"/>
     </w:rPr>
   </w:style>
-  <w:style w:type="paragraph" w:styleId="HTMLPreformatted">
+  <w:style w:type="paragraph" w:styleId="HTML">
     <w:name w:val="HTML Preformatted"/>
-    <w:basedOn w:val="Normal"/>
-    <w:link w:val="HTMLPreformattedChar"/>
+    <w:basedOn w:val="a"/>
+    <w:link w:val="HTML0"/>
     <w:uiPriority w:val="99"/>
     <w:unhideWhenUsed/>
     <w:rsid w:val="00B3320B"/>
@@ -11033,10 +12763,10 @@
       <w:szCs w:val="20"/>
     </w:rPr>
   </w:style>
-  <w:style w:type="character" w:customStyle="1" w:styleId="HTMLPreformattedChar">
-    <w:name w:val="HTML Preformatted Char"/>
-    <w:basedOn w:val="DefaultParagraphFont"/>
-    <w:link w:val="HTMLPreformatted"/>
+  <w:style w:type="character" w:customStyle="1" w:styleId="HTML0">
+    <w:name w:val="HTML מעוצב מראש תו"/>
+    <w:basedOn w:val="a0"/>
+    <w:link w:val="HTML"/>
     <w:uiPriority w:val="99"/>
     <w:rsid w:val="00B3320B"/>
     <w:rPr>
@@ -11045,7 +12775,7 @@
   </w:style>
   <w:style w:type="paragraph" w:customStyle="1" w:styleId="p64x9c">
     <w:name w:val="p64x9c"/>
-    <w:basedOn w:val="Normal"/>
+    <w:basedOn w:val="a"/>
     <w:rsid w:val="00B3320B"/>
     <w:pPr>
       <w:spacing w:before="100" w:beforeAutospacing="1" w:after="100" w:afterAutospacing="1" w:line="240" w:lineRule="auto"/>
@@ -11053,27 +12783,27 @@
   </w:style>
   <w:style w:type="character" w:customStyle="1" w:styleId="gl9hy">
     <w:name w:val="gl9hy"/>
-    <w:basedOn w:val="DefaultParagraphFont"/>
+    <w:basedOn w:val="a0"/>
     <w:rsid w:val="00B3320B"/>
   </w:style>
   <w:style w:type="character" w:customStyle="1" w:styleId="spellorig">
     <w:name w:val="spell_orig"/>
-    <w:basedOn w:val="DefaultParagraphFont"/>
+    <w:basedOn w:val="a0"/>
     <w:rsid w:val="00B3320B"/>
   </w:style>
   <w:style w:type="character" w:customStyle="1" w:styleId="source-language">
     <w:name w:val="source-language"/>
-    <w:basedOn w:val="DefaultParagraphFont"/>
+    <w:basedOn w:val="a0"/>
     <w:rsid w:val="00B3320B"/>
   </w:style>
   <w:style w:type="character" w:customStyle="1" w:styleId="target-language">
     <w:name w:val="target-language"/>
-    <w:basedOn w:val="DefaultParagraphFont"/>
+    <w:basedOn w:val="a0"/>
     <w:rsid w:val="00B3320B"/>
   </w:style>
-  <w:style w:type="paragraph" w:styleId="NoSpacing">
+  <w:style w:type="paragraph" w:styleId="af4">
     <w:name w:val="No Spacing"/>
-    <w:link w:val="NoSpacingChar"/>
+    <w:link w:val="af5"/>
     <w:uiPriority w:val="1"/>
     <w:qFormat/>
     <w:rsid w:val="001C6DAC"/>
@@ -11084,10 +12814,10 @@
       <w:lang w:bidi="ar-SA"/>
     </w:rPr>
   </w:style>
-  <w:style w:type="character" w:customStyle="1" w:styleId="NoSpacingChar">
-    <w:name w:val="No Spacing Char"/>
-    <w:basedOn w:val="DefaultParagraphFont"/>
-    <w:link w:val="NoSpacing"/>
+  <w:style w:type="character" w:customStyle="1" w:styleId="af5">
+    <w:name w:val="ללא מרווח תו"/>
+    <w:basedOn w:val="a0"/>
+    <w:link w:val="af4"/>
     <w:uiPriority w:val="1"/>
     <w:rsid w:val="001C6DAC"/>
     <w:rPr>
@@ -11097,9 +12827,9 @@
       <w:lang w:bidi="ar-SA"/>
     </w:rPr>
   </w:style>
-  <w:style w:type="character" w:styleId="PlaceholderText">
+  <w:style w:type="character" w:styleId="af6">
     <w:name w:val="Placeholder Text"/>
-    <w:basedOn w:val="DefaultParagraphFont"/>
+    <w:basedOn w:val="a0"/>
     <w:uiPriority w:val="99"/>
     <w:semiHidden/>
     <w:rsid w:val="001C6DAC"/>
@@ -11107,9 +12837,9 @@
       <w:color w:val="808080"/>
     </w:rPr>
   </w:style>
-  <w:style w:type="character" w:styleId="CommentReference">
+  <w:style w:type="character" w:styleId="af7">
     <w:name w:val="annotation reference"/>
-    <w:basedOn w:val="DefaultParagraphFont"/>
+    <w:basedOn w:val="a0"/>
     <w:uiPriority w:val="99"/>
     <w:semiHidden/>
     <w:unhideWhenUsed/>
@@ -11119,10 +12849,10 @@
       <w:szCs w:val="16"/>
     </w:rPr>
   </w:style>
-  <w:style w:type="paragraph" w:styleId="CommentText">
+  <w:style w:type="paragraph" w:styleId="af8">
     <w:name w:val="annotation text"/>
-    <w:basedOn w:val="Normal"/>
-    <w:link w:val="CommentTextChar"/>
+    <w:basedOn w:val="a"/>
+    <w:link w:val="af9"/>
     <w:uiPriority w:val="99"/>
     <w:unhideWhenUsed/>
     <w:rsid w:val="00664FCA"/>
@@ -11134,10 +12864,10 @@
       <w:szCs w:val="20"/>
     </w:rPr>
   </w:style>
-  <w:style w:type="character" w:customStyle="1" w:styleId="CommentTextChar">
-    <w:name w:val="Comment Text Char"/>
-    <w:basedOn w:val="DefaultParagraphFont"/>
-    <w:link w:val="CommentText"/>
+  <w:style w:type="character" w:customStyle="1" w:styleId="af9">
+    <w:name w:val="טקסט הערה תו"/>
+    <w:basedOn w:val="a0"/>
+    <w:link w:val="af8"/>
     <w:uiPriority w:val="99"/>
     <w:rsid w:val="00664FCA"/>
     <w:rPr>
@@ -11145,11 +12875,11 @@
       <w:lang w:val="en"/>
     </w:rPr>
   </w:style>
-  <w:style w:type="paragraph" w:styleId="CommentSubject">
+  <w:style w:type="paragraph" w:styleId="afa">
     <w:name w:val="annotation subject"/>
-    <w:basedOn w:val="CommentText"/>
-    <w:next w:val="CommentText"/>
-    <w:link w:val="CommentSubjectChar"/>
+    <w:basedOn w:val="af8"/>
+    <w:next w:val="af8"/>
+    <w:link w:val="afb"/>
     <w:uiPriority w:val="99"/>
     <w:semiHidden/>
     <w:unhideWhenUsed/>
@@ -11159,10 +12889,10 @@
       <w:bCs/>
     </w:rPr>
   </w:style>
-  <w:style w:type="character" w:customStyle="1" w:styleId="CommentSubjectChar">
-    <w:name w:val="Comment Subject Char"/>
-    <w:basedOn w:val="CommentTextChar"/>
-    <w:link w:val="CommentSubject"/>
+  <w:style w:type="character" w:customStyle="1" w:styleId="afb">
+    <w:name w:val="נושא הערה תו"/>
+    <w:basedOn w:val="af9"/>
+    <w:link w:val="afa"/>
     <w:uiPriority w:val="99"/>
     <w:semiHidden/>
     <w:rsid w:val="00664FCA"/>
@@ -11171,6 +12901,18 @@
       <w:b/>
       <w:bCs/>
       <w:lang w:val="en"/>
+    </w:rPr>
+  </w:style>
+  <w:style w:type="paragraph" w:customStyle="1" w:styleId="isselectedend">
+    <w:name w:val="isselectedend"/>
+    <w:basedOn w:val="a"/>
+    <w:rsid w:val="00174358"/>
+    <w:pPr>
+      <w:spacing w:before="100" w:beforeAutospacing="1" w:after="100" w:afterAutospacing="1" w:line="240" w:lineRule="auto"/>
+    </w:pPr>
+    <w:rPr>
+      <w:rFonts w:ascii="Times New Roman" w:hAnsi="Times New Roman" w:cs="Times New Roman"/>
+      <w:lang w:val="en-US"/>
     </w:rPr>
   </w:style>
 </w:styles>

--- a/Project Report/Template Project Report (eng).docx
+++ b/Project Report/Template Project Report (eng).docx
@@ -4276,7 +4276,6 @@
       <w:pPr>
         <w:pStyle w:val="a7"/>
         <w:rPr>
-          <w:rFonts w:hint="cs"/>
           <w:rtl/>
         </w:rPr>
       </w:pPr>
@@ -4399,7 +4398,6 @@
       <w:pPr>
         <w:jc w:val="both"/>
         <w:rPr>
-          <w:rFonts w:hint="cs"/>
           <w:rtl/>
           <w:lang w:val="en-US"/>
         </w:rPr>
@@ -6441,9 +6439,15 @@
     <w:p>
       <w:pPr>
         <w:pStyle w:val="1"/>
+        <w:rPr>
+          <w:highlight w:val="red"/>
+        </w:rPr>
       </w:pPr>
       <w:bookmarkStart w:id="17" w:name="_Toc135313533"/>
       <w:r>
+        <w:rPr>
+          <w:highlight w:val="red"/>
+        </w:rPr>
         <w:lastRenderedPageBreak/>
         <w:t>Analysis of results</w:t>
       </w:r>
@@ -6788,9 +6792,15 @@
     <w:p>
       <w:pPr>
         <w:pStyle w:val="1"/>
+        <w:rPr>
+          <w:highlight w:val="red"/>
+        </w:rPr>
       </w:pPr>
       <w:bookmarkStart w:id="19" w:name="_Toc135313534"/>
       <w:r>
+        <w:rPr>
+          <w:highlight w:val="red"/>
+        </w:rPr>
         <w:lastRenderedPageBreak/>
         <w:t>Conclusions and further work</w:t>
       </w:r>
@@ -7239,7 +7249,6 @@
     <w:p>
       <w:pPr>
         <w:rPr>
-          <w:rFonts w:hint="cs"/>
           <w:rtl/>
           <w:lang w:val="en-US"/>
         </w:rPr>
@@ -12290,6 +12299,7 @@
   <w:style w:type="character" w:default="1" w:styleId="a0">
     <w:name w:val="Default Paragraph Font"/>
     <w:uiPriority w:val="1"/>
+    <w:semiHidden/>
     <w:unhideWhenUsed/>
   </w:style>
   <w:style w:type="table" w:default="1" w:styleId="a1">
